--- a/Business_Tax_Permit_Collection_System_User_Manual.docx
+++ b/Business_Tax_Permit_Collection_System_User_Manual.docx
@@ -28,7 +28,7 @@
           <w:color w:val="1F4D78"/>
           <w:sz w:val="32"/>
         </w:rPr>
-        <w:t>User Manual</w:t>
+        <w:t>Office User Manual and Daily Workflow Guide</w:t>
       </w:r>
     </w:p>
     <w:p>
@@ -79,7 +79,7 @@
                 <w:rFonts w:ascii="Calibri" w:hAnsi="Calibri"/>
                 <w:sz w:val="21"/>
               </w:rPr>
-              <w:t>This manual is written for beginner users. Follow the steps in order and ask an Admin or Treasurer before restoring backups, deleting records, or changing system settings.</w:t>
+              <w:t>This manual is written for real office use. Follow the daily workflow, keep backups current, and ask an Admin or Treasurer before restoring backups, deleting records, importing large files, or changing system settings.</w:t>
             </w:r>
           </w:p>
         </w:tc>
@@ -97,44 +97,63 @@
         <w:pStyle w:val="Heading1"/>
       </w:pPr>
       <w:r>
-        <w:t>Introduction</w:t>
-      </w:r>
-    </w:p>
-    <w:p/>
-    <w:p/>
-    <w:p/>
-    <w:p>
-      <w:pPr>
-        <w:pStyle w:val="ListBullet"/>
-      </w:pPr>
-    </w:p>
-    <w:p>
-      <w:pPr>
-        <w:pStyle w:val="ListBullet"/>
-      </w:pPr>
-    </w:p>
-    <w:p>
-      <w:pPr>
-        <w:pStyle w:val="ListBullet"/>
-      </w:pPr>
-    </w:p>
-    <w:p>
-      <w:pPr>
-        <w:pStyle w:val="ListBullet"/>
-      </w:pPr>
-    </w:p>
-    <w:p>
-      <w:pPr>
-        <w:pStyle w:val="ListBullet"/>
-      </w:pPr>
-    </w:p>
+        <w:t>Read This First</w:t>
+      </w:r>
+    </w:p>
+    <w:p/>
+    <w:p/>
+    <w:tbl>
+      <w:tblPr>
+        <w:tblW w:type="auto" w:w="0"/>
+        <w:jc w:val="center"/>
+        <w:tblLayout w:type="fixed"/>
+        <w:tblLook w:firstColumn="1" w:firstRow="1" w:lastColumn="0" w:lastRow="0" w:noHBand="0" w:noVBand="1" w:val="04A0"/>
+        <w:tblBorders>
+          <w:top w:val="single" w:sz="4" w:space="0" w:color="B7C4D4"/>
+          <w:left w:val="single" w:sz="4" w:space="0" w:color="B7C4D4"/>
+          <w:bottom w:val="single" w:sz="4" w:space="0" w:color="B7C4D4"/>
+          <w:right w:val="single" w:sz="4" w:space="0" w:color="B7C4D4"/>
+          <w:insideH w:val="single" w:sz="4" w:space="0" w:color="B7C4D4"/>
+          <w:insideV w:val="single" w:sz="4" w:space="0" w:color="B7C4D4"/>
+        </w:tblBorders>
+      </w:tblPr>
+      <w:tblGrid>
+        <w:gridCol w:w="9360"/>
+      </w:tblGrid>
+      <w:tr>
+        <w:tc>
+          <w:tcPr>
+            <w:tcW w:type="dxa" w:w="9360"/>
+            <w:shd w:fill="FFF8E1"/>
+            <w:tcMar>
+              <w:top w:w="120" w:type="dxa"/>
+              <w:bottom w:w="120" w:type="dxa"/>
+              <w:left w:w="160" w:type="dxa"/>
+              <w:right w:w="160" w:type="dxa"/>
+            </w:tcMar>
+          </w:tcPr>
+          <w:p>
+            <w:pPr>
+              <w:spacing w:after="0"/>
+            </w:pPr>
+            <w:r>
+              <w:rPr>
+                <w:rFonts w:ascii="Calibri" w:hAnsi="Calibri"/>
+                <w:sz w:val="21"/>
+              </w:rPr>
+              <w:t>Important: Before deleting records, restoring backups, importing large files, archiving old years, changing settings, or managing users, ask the Treasurer or system Admin.</w:t>
+            </w:r>
+          </w:p>
+        </w:tc>
+      </w:tr>
+    </w:tbl>
     <w:p/>
     <w:p>
       <w:pPr>
         <w:pStyle w:val="Heading1"/>
       </w:pPr>
       <w:r>
-        <w:t>Screenshot Placeholders</w:t>
+        <w:t>Screenshot Guide</w:t>
       </w:r>
     </w:p>
     <w:p/>
@@ -227,7 +246,7 @@
                 <w:color w:val="666666"/>
                 <w:sz w:val="20"/>
               </w:rPr>
-              <w:t>[Screenshot: Main dashboard]</w:t>
+              <w:t>[Screenshot: Main screen after successful login]</w:t>
             </w:r>
           </w:p>
         </w:tc>
@@ -275,7 +294,7 @@
                 <w:color w:val="666666"/>
                 <w:sz w:val="20"/>
               </w:rPr>
-              <w:t>[Screenshot: Business owner form]</w:t>
+              <w:t>[Screenshot: Dashboard in light mode]</w:t>
             </w:r>
           </w:p>
         </w:tc>
@@ -323,7 +342,199 @@
                 <w:color w:val="666666"/>
                 <w:sz w:val="20"/>
               </w:rPr>
-              <w:t>[Screenshot: Yearly assessment tab]</w:t>
+              <w:t>[Screenshot: Dashboard in dark mode]</w:t>
+            </w:r>
+          </w:p>
+        </w:tc>
+      </w:tr>
+    </w:tbl>
+    <w:p/>
+    <w:tbl>
+      <w:tblPr>
+        <w:tblW w:type="auto" w:w="0"/>
+        <w:jc w:val="center"/>
+        <w:tblLayout w:type="fixed"/>
+        <w:tblLook w:firstColumn="1" w:firstRow="1" w:lastColumn="0" w:lastRow="0" w:noHBand="0" w:noVBand="1" w:val="04A0"/>
+        <w:tblBorders>
+          <w:top w:val="single" w:sz="4" w:space="0" w:color="B7C4D4"/>
+          <w:left w:val="single" w:sz="4" w:space="0" w:color="B7C4D4"/>
+          <w:bottom w:val="single" w:sz="4" w:space="0" w:color="B7C4D4"/>
+          <w:right w:val="single" w:sz="4" w:space="0" w:color="B7C4D4"/>
+          <w:insideH w:val="single" w:sz="4" w:space="0" w:color="B7C4D4"/>
+          <w:insideV w:val="single" w:sz="4" w:space="0" w:color="B7C4D4"/>
+        </w:tblBorders>
+      </w:tblPr>
+      <w:tblGrid>
+        <w:gridCol w:w="9360"/>
+      </w:tblGrid>
+      <w:tr>
+        <w:tc>
+          <w:tcPr>
+            <w:tcW w:type="dxa" w:w="9360"/>
+            <w:shd w:fill="F4F6F9"/>
+            <w:tcMar>
+              <w:top w:w="180" w:type="dxa"/>
+              <w:bottom w:w="180" w:type="dxa"/>
+              <w:left w:w="180" w:type="dxa"/>
+              <w:right w:w="180" w:type="dxa"/>
+            </w:tcMar>
+          </w:tcPr>
+          <w:p>
+            <w:pPr>
+              <w:jc w:val="center"/>
+            </w:pPr>
+            <w:r>
+              <w:rPr>
+                <w:rFonts w:ascii="Calibri" w:hAnsi="Calibri"/>
+                <w:i/>
+                <w:color w:val="666666"/>
+                <w:sz w:val="20"/>
+              </w:rPr>
+              <w:t>[Screenshot: Business Records panel]</w:t>
+            </w:r>
+          </w:p>
+        </w:tc>
+      </w:tr>
+    </w:tbl>
+    <w:p/>
+    <w:tbl>
+      <w:tblPr>
+        <w:tblW w:type="auto" w:w="0"/>
+        <w:jc w:val="center"/>
+        <w:tblLayout w:type="fixed"/>
+        <w:tblLook w:firstColumn="1" w:firstRow="1" w:lastColumn="0" w:lastRow="0" w:noHBand="0" w:noVBand="1" w:val="04A0"/>
+        <w:tblBorders>
+          <w:top w:val="single" w:sz="4" w:space="0" w:color="B7C4D4"/>
+          <w:left w:val="single" w:sz="4" w:space="0" w:color="B7C4D4"/>
+          <w:bottom w:val="single" w:sz="4" w:space="0" w:color="B7C4D4"/>
+          <w:right w:val="single" w:sz="4" w:space="0" w:color="B7C4D4"/>
+          <w:insideH w:val="single" w:sz="4" w:space="0" w:color="B7C4D4"/>
+          <w:insideV w:val="single" w:sz="4" w:space="0" w:color="B7C4D4"/>
+        </w:tblBorders>
+      </w:tblPr>
+      <w:tblGrid>
+        <w:gridCol w:w="9360"/>
+      </w:tblGrid>
+      <w:tr>
+        <w:tc>
+          <w:tcPr>
+            <w:tcW w:type="dxa" w:w="9360"/>
+            <w:shd w:fill="F4F6F9"/>
+            <w:tcMar>
+              <w:top w:w="180" w:type="dxa"/>
+              <w:bottom w:w="180" w:type="dxa"/>
+              <w:left w:w="180" w:type="dxa"/>
+              <w:right w:w="180" w:type="dxa"/>
+            </w:tcMar>
+          </w:tcPr>
+          <w:p>
+            <w:pPr>
+              <w:jc w:val="center"/>
+            </w:pPr>
+            <w:r>
+              <w:rPr>
+                <w:rFonts w:ascii="Calibri" w:hAnsi="Calibri"/>
+                <w:i/>
+                <w:color w:val="666666"/>
+                <w:sz w:val="20"/>
+              </w:rPr>
+              <w:t>[Screenshot: Owner tab]</w:t>
+            </w:r>
+          </w:p>
+        </w:tc>
+      </w:tr>
+    </w:tbl>
+    <w:p/>
+    <w:tbl>
+      <w:tblPr>
+        <w:tblW w:type="auto" w:w="0"/>
+        <w:jc w:val="center"/>
+        <w:tblLayout w:type="fixed"/>
+        <w:tblLook w:firstColumn="1" w:firstRow="1" w:lastColumn="0" w:lastRow="0" w:noHBand="0" w:noVBand="1" w:val="04A0"/>
+        <w:tblBorders>
+          <w:top w:val="single" w:sz="4" w:space="0" w:color="B7C4D4"/>
+          <w:left w:val="single" w:sz="4" w:space="0" w:color="B7C4D4"/>
+          <w:bottom w:val="single" w:sz="4" w:space="0" w:color="B7C4D4"/>
+          <w:right w:val="single" w:sz="4" w:space="0" w:color="B7C4D4"/>
+          <w:insideH w:val="single" w:sz="4" w:space="0" w:color="B7C4D4"/>
+          <w:insideV w:val="single" w:sz="4" w:space="0" w:color="B7C4D4"/>
+        </w:tblBorders>
+      </w:tblPr>
+      <w:tblGrid>
+        <w:gridCol w:w="9360"/>
+      </w:tblGrid>
+      <w:tr>
+        <w:tc>
+          <w:tcPr>
+            <w:tcW w:type="dxa" w:w="9360"/>
+            <w:shd w:fill="F4F6F9"/>
+            <w:tcMar>
+              <w:top w:w="180" w:type="dxa"/>
+              <w:bottom w:w="180" w:type="dxa"/>
+              <w:left w:w="180" w:type="dxa"/>
+              <w:right w:w="180" w:type="dxa"/>
+            </w:tcMar>
+          </w:tcPr>
+          <w:p>
+            <w:pPr>
+              <w:jc w:val="center"/>
+            </w:pPr>
+            <w:r>
+              <w:rPr>
+                <w:rFonts w:ascii="Calibri" w:hAnsi="Calibri"/>
+                <w:i/>
+                <w:color w:val="666666"/>
+                <w:sz w:val="20"/>
+              </w:rPr>
+              <w:t>[Screenshot: Assessment tab]</w:t>
+            </w:r>
+          </w:p>
+        </w:tc>
+      </w:tr>
+    </w:tbl>
+    <w:p/>
+    <w:tbl>
+      <w:tblPr>
+        <w:tblW w:type="auto" w:w="0"/>
+        <w:jc w:val="center"/>
+        <w:tblLayout w:type="fixed"/>
+        <w:tblLook w:firstColumn="1" w:firstRow="1" w:lastColumn="0" w:lastRow="0" w:noHBand="0" w:noVBand="1" w:val="04A0"/>
+        <w:tblBorders>
+          <w:top w:val="single" w:sz="4" w:space="0" w:color="B7C4D4"/>
+          <w:left w:val="single" w:sz="4" w:space="0" w:color="B7C4D4"/>
+          <w:bottom w:val="single" w:sz="4" w:space="0" w:color="B7C4D4"/>
+          <w:right w:val="single" w:sz="4" w:space="0" w:color="B7C4D4"/>
+          <w:insideH w:val="single" w:sz="4" w:space="0" w:color="B7C4D4"/>
+          <w:insideV w:val="single" w:sz="4" w:space="0" w:color="B7C4D4"/>
+        </w:tblBorders>
+      </w:tblPr>
+      <w:tblGrid>
+        <w:gridCol w:w="9360"/>
+      </w:tblGrid>
+      <w:tr>
+        <w:tc>
+          <w:tcPr>
+            <w:tcW w:type="dxa" w:w="9360"/>
+            <w:shd w:fill="F4F6F9"/>
+            <w:tcMar>
+              <w:top w:w="180" w:type="dxa"/>
+              <w:bottom w:w="180" w:type="dxa"/>
+              <w:left w:w="180" w:type="dxa"/>
+              <w:right w:w="180" w:type="dxa"/>
+            </w:tcMar>
+          </w:tcPr>
+          <w:p>
+            <w:pPr>
+              <w:jc w:val="center"/>
+            </w:pPr>
+            <w:r>
+              <w:rPr>
+                <w:rFonts w:ascii="Calibri" w:hAnsi="Calibri"/>
+                <w:i/>
+                <w:color w:val="666666"/>
+                <w:sz w:val="20"/>
+              </w:rPr>
+              <w:t>[Screenshot: Fees tab]</w:t>
             </w:r>
           </w:p>
         </w:tc>
@@ -419,7 +630,151 @@
                 <w:color w:val="666666"/>
                 <w:sz w:val="20"/>
               </w:rPr>
+              <w:t>[Screenshot: Receipt preview window]</w:t>
+            </w:r>
+          </w:p>
+        </w:tc>
+      </w:tr>
+    </w:tbl>
+    <w:p/>
+    <w:tbl>
+      <w:tblPr>
+        <w:tblW w:type="auto" w:w="0"/>
+        <w:jc w:val="center"/>
+        <w:tblLayout w:type="fixed"/>
+        <w:tblLook w:firstColumn="1" w:firstRow="1" w:lastColumn="0" w:lastRow="0" w:noHBand="0" w:noVBand="1" w:val="04A0"/>
+        <w:tblBorders>
+          <w:top w:val="single" w:sz="4" w:space="0" w:color="B7C4D4"/>
+          <w:left w:val="single" w:sz="4" w:space="0" w:color="B7C4D4"/>
+          <w:bottom w:val="single" w:sz="4" w:space="0" w:color="B7C4D4"/>
+          <w:right w:val="single" w:sz="4" w:space="0" w:color="B7C4D4"/>
+          <w:insideH w:val="single" w:sz="4" w:space="0" w:color="B7C4D4"/>
+          <w:insideV w:val="single" w:sz="4" w:space="0" w:color="B7C4D4"/>
+        </w:tblBorders>
+      </w:tblPr>
+      <w:tblGrid>
+        <w:gridCol w:w="9360"/>
+      </w:tblGrid>
+      <w:tr>
+        <w:tc>
+          <w:tcPr>
+            <w:tcW w:type="dxa" w:w="9360"/>
+            <w:shd w:fill="F4F6F9"/>
+            <w:tcMar>
+              <w:top w:w="180" w:type="dxa"/>
+              <w:bottom w:w="180" w:type="dxa"/>
+              <w:left w:w="180" w:type="dxa"/>
+              <w:right w:w="180" w:type="dxa"/>
+            </w:tcMar>
+          </w:tcPr>
+          <w:p>
+            <w:pPr>
+              <w:jc w:val="center"/>
+            </w:pPr>
+            <w:r>
+              <w:rPr>
+                <w:rFonts w:ascii="Calibri" w:hAnsi="Calibri"/>
+                <w:i/>
+                <w:color w:val="666666"/>
+                <w:sz w:val="20"/>
+              </w:rPr>
+              <w:t>[Screenshot: Verify tab]</w:t>
+            </w:r>
+          </w:p>
+        </w:tc>
+      </w:tr>
+    </w:tbl>
+    <w:p/>
+    <w:tbl>
+      <w:tblPr>
+        <w:tblW w:type="auto" w:w="0"/>
+        <w:jc w:val="center"/>
+        <w:tblLayout w:type="fixed"/>
+        <w:tblLook w:firstColumn="1" w:firstRow="1" w:lastColumn="0" w:lastRow="0" w:noHBand="0" w:noVBand="1" w:val="04A0"/>
+        <w:tblBorders>
+          <w:top w:val="single" w:sz="4" w:space="0" w:color="B7C4D4"/>
+          <w:left w:val="single" w:sz="4" w:space="0" w:color="B7C4D4"/>
+          <w:bottom w:val="single" w:sz="4" w:space="0" w:color="B7C4D4"/>
+          <w:right w:val="single" w:sz="4" w:space="0" w:color="B7C4D4"/>
+          <w:insideH w:val="single" w:sz="4" w:space="0" w:color="B7C4D4"/>
+          <w:insideV w:val="single" w:sz="4" w:space="0" w:color="B7C4D4"/>
+        </w:tblBorders>
+      </w:tblPr>
+      <w:tblGrid>
+        <w:gridCol w:w="9360"/>
+      </w:tblGrid>
+      <w:tr>
+        <w:tc>
+          <w:tcPr>
+            <w:tcW w:type="dxa" w:w="9360"/>
+            <w:shd w:fill="F4F6F9"/>
+            <w:tcMar>
+              <w:top w:w="180" w:type="dxa"/>
+              <w:bottom w:w="180" w:type="dxa"/>
+              <w:left w:w="180" w:type="dxa"/>
+              <w:right w:w="180" w:type="dxa"/>
+            </w:tcMar>
+          </w:tcPr>
+          <w:p>
+            <w:pPr>
+              <w:jc w:val="center"/>
+            </w:pPr>
+            <w:r>
+              <w:rPr>
+                <w:rFonts w:ascii="Calibri" w:hAnsi="Calibri"/>
+                <w:i/>
+                <w:color w:val="666666"/>
+                <w:sz w:val="20"/>
+              </w:rPr>
               <w:t>[Screenshot: Reports tab]</w:t>
+            </w:r>
+          </w:p>
+        </w:tc>
+      </w:tr>
+    </w:tbl>
+    <w:p/>
+    <w:tbl>
+      <w:tblPr>
+        <w:tblW w:type="auto" w:w="0"/>
+        <w:jc w:val="center"/>
+        <w:tblLayout w:type="fixed"/>
+        <w:tblLook w:firstColumn="1" w:firstRow="1" w:lastColumn="0" w:lastRow="0" w:noHBand="0" w:noVBand="1" w:val="04A0"/>
+        <w:tblBorders>
+          <w:top w:val="single" w:sz="4" w:space="0" w:color="B7C4D4"/>
+          <w:left w:val="single" w:sz="4" w:space="0" w:color="B7C4D4"/>
+          <w:bottom w:val="single" w:sz="4" w:space="0" w:color="B7C4D4"/>
+          <w:right w:val="single" w:sz="4" w:space="0" w:color="B7C4D4"/>
+          <w:insideH w:val="single" w:sz="4" w:space="0" w:color="B7C4D4"/>
+          <w:insideV w:val="single" w:sz="4" w:space="0" w:color="B7C4D4"/>
+        </w:tblBorders>
+      </w:tblPr>
+      <w:tblGrid>
+        <w:gridCol w:w="9360"/>
+      </w:tblGrid>
+      <w:tr>
+        <w:tc>
+          <w:tcPr>
+            <w:tcW w:type="dxa" w:w="9360"/>
+            <w:shd w:fill="F4F6F9"/>
+            <w:tcMar>
+              <w:top w:w="180" w:type="dxa"/>
+              <w:bottom w:w="180" w:type="dxa"/>
+              <w:left w:w="180" w:type="dxa"/>
+              <w:right w:w="180" w:type="dxa"/>
+            </w:tcMar>
+          </w:tcPr>
+          <w:p>
+            <w:pPr>
+              <w:jc w:val="center"/>
+            </w:pPr>
+            <w:r>
+              <w:rPr>
+                <w:rFonts w:ascii="Calibri" w:hAnsi="Calibri"/>
+                <w:i/>
+                <w:color w:val="666666"/>
+                <w:sz w:val="20"/>
+              </w:rPr>
+              <w:t>[Screenshot: Delinquency notice preview]</w:t>
             </w:r>
           </w:p>
         </w:tc>
@@ -515,29 +870,70 @@
                 <w:color w:val="666666"/>
                 <w:sz w:val="20"/>
               </w:rPr>
-              <w:t>[Screenshot: Audit log tab]</w:t>
+              <w:t>[Screenshot: Audit Log tab]</w:t>
             </w:r>
           </w:p>
         </w:tc>
       </w:tr>
     </w:tbl>
     <w:p/>
+    <w:tbl>
+      <w:tblPr>
+        <w:tblW w:type="auto" w:w="0"/>
+        <w:jc w:val="center"/>
+        <w:tblLayout w:type="fixed"/>
+        <w:tblLook w:firstColumn="1" w:firstRow="1" w:lastColumn="0" w:lastRow="0" w:noHBand="0" w:noVBand="1" w:val="04A0"/>
+        <w:tblBorders>
+          <w:top w:val="single" w:sz="4" w:space="0" w:color="B7C4D4"/>
+          <w:left w:val="single" w:sz="4" w:space="0" w:color="B7C4D4"/>
+          <w:bottom w:val="single" w:sz="4" w:space="0" w:color="B7C4D4"/>
+          <w:right w:val="single" w:sz="4" w:space="0" w:color="B7C4D4"/>
+          <w:insideH w:val="single" w:sz="4" w:space="0" w:color="B7C4D4"/>
+          <w:insideV w:val="single" w:sz="4" w:space="0" w:color="B7C4D4"/>
+        </w:tblBorders>
+      </w:tblPr>
+      <w:tblGrid>
+        <w:gridCol w:w="9360"/>
+      </w:tblGrid>
+      <w:tr>
+        <w:tc>
+          <w:tcPr>
+            <w:tcW w:type="dxa" w:w="9360"/>
+            <w:shd w:fill="F4F6F9"/>
+            <w:tcMar>
+              <w:top w:w="180" w:type="dxa"/>
+              <w:bottom w:w="180" w:type="dxa"/>
+              <w:left w:w="180" w:type="dxa"/>
+              <w:right w:w="180" w:type="dxa"/>
+            </w:tcMar>
+          </w:tcPr>
+          <w:p>
+            <w:pPr>
+              <w:jc w:val="center"/>
+            </w:pPr>
+            <w:r>
+              <w:rPr>
+                <w:rFonts w:ascii="Calibri" w:hAnsi="Calibri"/>
+                <w:i/>
+                <w:color w:val="666666"/>
+                <w:sz w:val="20"/>
+              </w:rPr>
+              <w:t>[Screenshot: Users tab]</w:t>
+            </w:r>
+          </w:p>
+        </w:tc>
+      </w:tr>
+    </w:tbl>
+    <w:p/>
     <w:p>
       <w:pPr>
         <w:pStyle w:val="Heading1"/>
       </w:pPr>
       <w:r>
-        <w:t>Getting Started</w:t>
-      </w:r>
-    </w:p>
-    <w:p>
-      <w:pPr>
-        <w:pStyle w:val="Heading2"/>
-      </w:pPr>
-      <w:r>
-        <w:t>System Requirements</w:t>
-      </w:r>
-    </w:p>
+        <w:t>1. What This App Is</w:t>
+      </w:r>
+    </w:p>
+    <w:p/>
     <w:p/>
     <w:p/>
     <w:p>
@@ -562,25 +958,103 @@
     </w:p>
     <w:p>
       <w:pPr>
-        <w:pStyle w:val="Heading2"/>
-      </w:pPr>
-      <w:r>
-        <w:t>Accessing the App</w:t>
-      </w:r>
-    </w:p>
-    <w:p/>
-    <w:p/>
-    <w:p/>
-    <w:p>
-      <w:pPr>
-        <w:pStyle w:val="Heading2"/>
-      </w:pPr>
-      <w:r>
-        <w:t>First Login</w:t>
-      </w:r>
-    </w:p>
-    <w:p/>
-    <w:p/>
+        <w:pStyle w:val="ListBullet"/>
+      </w:pPr>
+    </w:p>
+    <w:p>
+      <w:pPr>
+        <w:pStyle w:val="ListBullet"/>
+      </w:pPr>
+    </w:p>
+    <w:p>
+      <w:pPr>
+        <w:pStyle w:val="ListBullet"/>
+      </w:pPr>
+    </w:p>
+    <w:p>
+      <w:pPr>
+        <w:pStyle w:val="ListBullet"/>
+      </w:pPr>
+    </w:p>
+    <w:p>
+      <w:pPr>
+        <w:pStyle w:val="ListBullet"/>
+      </w:pPr>
+    </w:p>
+    <w:p>
+      <w:pPr>
+        <w:pStyle w:val="ListBullet"/>
+      </w:pPr>
+    </w:p>
+    <w:p>
+      <w:pPr>
+        <w:pStyle w:val="ListBullet"/>
+      </w:pPr>
+    </w:p>
+    <w:p>
+      <w:pPr>
+        <w:pStyle w:val="ListBullet"/>
+      </w:pPr>
+    </w:p>
+    <w:p>
+      <w:pPr>
+        <w:pStyle w:val="ListBullet"/>
+      </w:pPr>
+    </w:p>
+    <w:p>
+      <w:pPr>
+        <w:pStyle w:val="Heading1"/>
+      </w:pPr>
+      <w:r>
+        <w:t>2. Who Should Use It</w:t>
+      </w:r>
+    </w:p>
+    <w:p/>
+    <w:p>
+      <w:pPr>
+        <w:pStyle w:val="ListBullet"/>
+      </w:pPr>
+    </w:p>
+    <w:p>
+      <w:pPr>
+        <w:pStyle w:val="ListBullet"/>
+      </w:pPr>
+    </w:p>
+    <w:p>
+      <w:pPr>
+        <w:pStyle w:val="ListBullet"/>
+      </w:pPr>
+    </w:p>
+    <w:p>
+      <w:pPr>
+        <w:pStyle w:val="ListBullet"/>
+      </w:pPr>
+    </w:p>
+    <w:p>
+      <w:pPr>
+        <w:pStyle w:val="Heading1"/>
+      </w:pPr>
+      <w:r>
+        <w:t>3. What This App Is Not</w:t>
+      </w:r>
+    </w:p>
+    <w:p/>
+    <w:p/>
+    <w:p>
+      <w:pPr>
+        <w:pStyle w:val="ListBullet"/>
+      </w:pPr>
+    </w:p>
+    <w:p>
+      <w:pPr>
+        <w:pStyle w:val="ListBullet"/>
+      </w:pPr>
+    </w:p>
+    <w:p>
+      <w:pPr>
+        <w:pStyle w:val="ListBullet"/>
+      </w:pPr>
+    </w:p>
     <w:p>
       <w:pPr>
         <w:pStyle w:val="ListBullet"/>
@@ -630,7 +1104,7 @@
                 <w:rFonts w:ascii="Calibri" w:hAnsi="Calibri"/>
                 <w:sz w:val="21"/>
               </w:rPr>
-              <w:t>Important: Change the temporary password before using the app for real office records.</w:t>
+              <w:t>Note: The receipt preview is useful for taxpayer reference and internal checking. Follow your office policy for official receipt issuance.</w:t>
             </w:r>
           </w:p>
         </w:tc>
@@ -639,12 +1113,77 @@
     <w:p/>
     <w:p>
       <w:pPr>
+        <w:pStyle w:val="Heading1"/>
+      </w:pPr>
+      <w:r>
+        <w:t>4. Main Benefits</w:t>
+      </w:r>
+    </w:p>
+    <w:p/>
+    <w:p>
+      <w:pPr>
+        <w:pStyle w:val="ListBullet"/>
+      </w:pPr>
+    </w:p>
+    <w:p>
+      <w:pPr>
+        <w:pStyle w:val="ListBullet"/>
+      </w:pPr>
+    </w:p>
+    <w:p>
+      <w:pPr>
+        <w:pStyle w:val="ListBullet"/>
+      </w:pPr>
+    </w:p>
+    <w:p>
+      <w:pPr>
+        <w:pStyle w:val="ListBullet"/>
+      </w:pPr>
+    </w:p>
+    <w:p>
+      <w:pPr>
+        <w:pStyle w:val="ListBullet"/>
+      </w:pPr>
+    </w:p>
+    <w:p>
+      <w:pPr>
+        <w:pStyle w:val="ListBullet"/>
+      </w:pPr>
+    </w:p>
+    <w:p>
+      <w:pPr>
+        <w:pStyle w:val="ListBullet"/>
+      </w:pPr>
+    </w:p>
+    <w:p>
+      <w:pPr>
+        <w:pStyle w:val="ListBullet"/>
+      </w:pPr>
+    </w:p>
+    <w:p>
+      <w:pPr>
+        <w:pStyle w:val="ListBullet"/>
+      </w:pPr>
+    </w:p>
+    <w:p>
+      <w:pPr>
+        <w:pStyle w:val="Heading1"/>
+      </w:pPr>
+      <w:r>
+        <w:t>5. The Simple Office Workflow</w:t>
+      </w:r>
+    </w:p>
+    <w:p/>
+    <w:p>
+      <w:pPr>
         <w:pStyle w:val="Heading2"/>
       </w:pPr>
       <w:r>
-        <w:t>Creating User Accounts</w:t>
-      </w:r>
-    </w:p>
+        <w:t>Start of Day</w:t>
+      </w:r>
+    </w:p>
+    <w:p/>
+    <w:p/>
     <w:p/>
     <w:p/>
     <w:p>
@@ -656,902 +1195,30 @@
       </w:r>
     </w:p>
     <w:p>
-      <w:r>
-        <w:t>**</w:t>
-      </w:r>
-      <w:r>
-        <w:t>**</w:t>
-      </w:r>
-    </w:p>
-    <w:p/>
-    <w:p/>
-    <w:p>
-      <w:r>
-        <w:t>**</w:t>
-      </w:r>
-      <w:r>
-        <w:t>**</w:t>
-      </w:r>
-    </w:p>
-    <w:p/>
-    <w:p>
-      <w:pPr>
-        <w:pStyle w:val="ListBullet"/>
-      </w:pPr>
-    </w:p>
-    <w:p>
-      <w:pPr>
-        <w:pStyle w:val="ListBullet"/>
-      </w:pPr>
-    </w:p>
-    <w:p>
-      <w:pPr>
-        <w:pStyle w:val="ListBullet"/>
-      </w:pPr>
-    </w:p>
-    <w:p>
       <w:pPr>
         <w:pStyle w:val="Heading2"/>
       </w:pPr>
       <w:r>
-        <w:t>Logging In</w:t>
-      </w:r>
-    </w:p>
-    <w:p/>
-    <w:p/>
-    <w:p/>
-    <w:p>
-      <w:r>
-        <w:t>**</w:t>
-      </w:r>
-      <w:r>
-        <w:t>**</w:t>
-      </w:r>
-    </w:p>
+        <w:t>When a Taxpayer Comes In</w:t>
+      </w:r>
+    </w:p>
+    <w:p/>
+    <w:p/>
+    <w:p/>
+    <w:p/>
+    <w:p/>
+    <w:p/>
+    <w:p/>
+    <w:p/>
     <w:p/>
     <w:p>
       <w:pPr>
         <w:pStyle w:val="Heading2"/>
       </w:pPr>
       <w:r>
-        <w:t>Logging Out</w:t>
-      </w:r>
-    </w:p>
-    <w:p/>
-    <w:p/>
-    <w:p>
-      <w:pPr>
-        <w:pStyle w:val="Heading2"/>
-      </w:pPr>
-      <w:r>
-        <w:t>Changing Your Password</w:t>
-      </w:r>
-    </w:p>
-    <w:p/>
-    <w:p>
-      <w:r>
-        <w:t>**</w:t>
-      </w:r>
-      <w:r>
-        <w:t>**</w:t>
-      </w:r>
-    </w:p>
-    <w:p/>
-    <w:p/>
-    <w:p/>
-    <w:p>
-      <w:r>
-        <w:t>**</w:t>
-      </w:r>
-      <w:r>
-        <w:t>**</w:t>
-      </w:r>
-      <w:r>
-        <w:t>**</w:t>
-      </w:r>
-      <w:r>
-        <w:t>**</w:t>
-      </w:r>
-    </w:p>
-    <w:p/>
-    <w:p>
-      <w:pPr>
-        <w:pStyle w:val="Heading2"/>
-      </w:pPr>
-      <w:r>
-        <w:t>Resetting a Password</w:t>
-      </w:r>
-    </w:p>
-    <w:p/>
-    <w:p/>
-    <w:p>
-      <w:r>
-        <w:t>**</w:t>
-      </w:r>
-      <w:r>
-        <w:t>**</w:t>
-      </w:r>
-    </w:p>
-    <w:p/>
-    <w:p/>
-    <w:p>
-      <w:r>
-        <w:t>**</w:t>
-      </w:r>
-      <w:r>
-        <w:t>**</w:t>
-      </w:r>
-    </w:p>
-    <w:p/>
-    <w:p>
-      <w:pPr>
-        <w:pStyle w:val="Heading1"/>
-      </w:pPr>
-      <w:r>
-        <w:t>App Overview</w:t>
-      </w:r>
-    </w:p>
-    <w:p>
-      <w:pPr>
-        <w:pStyle w:val="Heading2"/>
-      </w:pPr>
-      <w:r>
-        <w:t>Main Window</w:t>
-      </w:r>
-    </w:p>
-    <w:p/>
-    <w:p/>
-    <w:p/>
-    <w:p/>
-    <w:p>
-      <w:pPr>
-        <w:pStyle w:val="Heading2"/>
-      </w:pPr>
-      <w:r>
-        <w:t>Top Header Buttons</w:t>
-      </w:r>
-    </w:p>
-    <w:p>
-      <w:pPr>
-        <w:pStyle w:val="ListBullet"/>
-      </w:pPr>
-      <w:r>
-        <w:t>**</w:t>
-      </w:r>
-      <w:r>
-        <w:t>**</w:t>
-      </w:r>
-    </w:p>
-    <w:p>
-      <w:pPr>
-        <w:pStyle w:val="ListBullet"/>
-      </w:pPr>
-      <w:r>
-        <w:t>**</w:t>
-      </w:r>
-      <w:r>
-        <w:t>**</w:t>
-      </w:r>
-    </w:p>
-    <w:p>
-      <w:pPr>
-        <w:pStyle w:val="ListBullet"/>
-      </w:pPr>
-      <w:r>
-        <w:t>**</w:t>
-      </w:r>
-      <w:r>
-        <w:t>**</w:t>
-      </w:r>
-    </w:p>
-    <w:p>
-      <w:pPr>
-        <w:pStyle w:val="ListBullet"/>
-      </w:pPr>
-      <w:r>
-        <w:t>**</w:t>
-      </w:r>
-      <w:r>
-        <w:t>**</w:t>
-      </w:r>
-    </w:p>
-    <w:p>
-      <w:pPr>
-        <w:pStyle w:val="ListBullet"/>
-      </w:pPr>
-      <w:r>
-        <w:t>**</w:t>
-      </w:r>
-      <w:r>
-        <w:t>**</w:t>
-      </w:r>
-    </w:p>
-    <w:p>
-      <w:pPr>
-        <w:pStyle w:val="ListBullet"/>
-      </w:pPr>
-      <w:r>
-        <w:t>**</w:t>
-      </w:r>
-      <w:r>
-        <w:t>**</w:t>
-      </w:r>
-    </w:p>
-    <w:p>
-      <w:pPr>
-        <w:pStyle w:val="ListBullet"/>
-      </w:pPr>
-      <w:r>
-        <w:t>**</w:t>
-      </w:r>
-      <w:r>
-        <w:t>**</w:t>
-      </w:r>
-    </w:p>
-    <w:p>
-      <w:pPr>
-        <w:pStyle w:val="ListBullet"/>
-      </w:pPr>
-      <w:r>
-        <w:t>**</w:t>
-      </w:r>
-      <w:r>
-        <w:t>**</w:t>
-      </w:r>
-    </w:p>
-    <w:p>
-      <w:pPr>
-        <w:pStyle w:val="Heading2"/>
-      </w:pPr>
-      <w:r>
-        <w:t>Left Business Records Panel</w:t>
-      </w:r>
-    </w:p>
-    <w:p/>
-    <w:p>
-      <w:pPr>
-        <w:pStyle w:val="ListBullet"/>
-      </w:pPr>
-    </w:p>
-    <w:p>
-      <w:pPr>
-        <w:pStyle w:val="ListBullet"/>
-      </w:pPr>
-    </w:p>
-    <w:p>
-      <w:pPr>
-        <w:pStyle w:val="ListBullet"/>
-      </w:pPr>
-    </w:p>
-    <w:p>
-      <w:pPr>
-        <w:pStyle w:val="ListBullet"/>
-      </w:pPr>
-    </w:p>
-    <w:p>
-      <w:pPr>
-        <w:pStyle w:val="ListBullet"/>
-      </w:pPr>
-    </w:p>
-    <w:p>
-      <w:pPr>
-        <w:pStyle w:val="Heading2"/>
-      </w:pPr>
-      <w:r>
-        <w:t>Main Tabs</w:t>
-      </w:r>
-    </w:p>
-    <w:p>
-      <w:pPr>
-        <w:pStyle w:val="ListBullet"/>
-      </w:pPr>
-      <w:r>
-        <w:t>**</w:t>
-      </w:r>
-      <w:r>
-        <w:t>**</w:t>
-      </w:r>
-    </w:p>
-    <w:p>
-      <w:pPr>
-        <w:pStyle w:val="ListBullet"/>
-      </w:pPr>
-      <w:r>
-        <w:t>**</w:t>
-      </w:r>
-      <w:r>
-        <w:t>**</w:t>
-      </w:r>
-    </w:p>
-    <w:p>
-      <w:pPr>
-        <w:pStyle w:val="ListBullet"/>
-      </w:pPr>
-      <w:r>
-        <w:t>**</w:t>
-      </w:r>
-      <w:r>
-        <w:t>**</w:t>
-      </w:r>
-    </w:p>
-    <w:p>
-      <w:pPr>
-        <w:pStyle w:val="ListBullet"/>
-      </w:pPr>
-      <w:r>
-        <w:t>**</w:t>
-      </w:r>
-      <w:r>
-        <w:t>**</w:t>
-      </w:r>
-    </w:p>
-    <w:p>
-      <w:pPr>
-        <w:pStyle w:val="ListBullet"/>
-      </w:pPr>
-      <w:r>
-        <w:t>**</w:t>
-      </w:r>
-      <w:r>
-        <w:t>**</w:t>
-      </w:r>
-    </w:p>
-    <w:p>
-      <w:pPr>
-        <w:pStyle w:val="ListBullet"/>
-      </w:pPr>
-      <w:r>
-        <w:t>**</w:t>
-      </w:r>
-      <w:r>
-        <w:t>**</w:t>
-      </w:r>
-    </w:p>
-    <w:p>
-      <w:pPr>
-        <w:pStyle w:val="ListBullet"/>
-      </w:pPr>
-      <w:r>
-        <w:t>**</w:t>
-      </w:r>
-      <w:r>
-        <w:t>**</w:t>
-      </w:r>
-    </w:p>
-    <w:p>
-      <w:pPr>
-        <w:pStyle w:val="ListBullet"/>
-      </w:pPr>
-      <w:r>
-        <w:t>**</w:t>
-      </w:r>
-      <w:r>
-        <w:t>**</w:t>
-      </w:r>
-    </w:p>
-    <w:p>
-      <w:pPr>
-        <w:pStyle w:val="ListBullet"/>
-      </w:pPr>
-      <w:r>
-        <w:t>**</w:t>
-      </w:r>
-      <w:r>
-        <w:t>**</w:t>
-      </w:r>
-    </w:p>
-    <w:p>
-      <w:pPr>
-        <w:pStyle w:val="ListBullet"/>
-      </w:pPr>
-      <w:r>
-        <w:t>**</w:t>
-      </w:r>
-      <w:r>
-        <w:t>**</w:t>
-      </w:r>
-    </w:p>
-    <w:p/>
-    <w:p>
-      <w:pPr>
-        <w:pStyle w:val="Heading1"/>
-      </w:pPr>
-      <w:r>
-        <w:t>Main Features</w:t>
-      </w:r>
-    </w:p>
-    <w:p>
-      <w:pPr>
-        <w:pStyle w:val="Heading2"/>
-      </w:pPr>
-      <w:r>
-        <w:t>Dashboard</w:t>
-      </w:r>
-    </w:p>
-    <w:p/>
-    <w:p/>
-    <w:p>
-      <w:pPr>
-        <w:pStyle w:val="ListBullet"/>
-      </w:pPr>
-    </w:p>
-    <w:p>
-      <w:pPr>
-        <w:pStyle w:val="ListBullet"/>
-      </w:pPr>
-    </w:p>
-    <w:p>
-      <w:pPr>
-        <w:pStyle w:val="ListBullet"/>
-      </w:pPr>
-    </w:p>
-    <w:p>
-      <w:pPr>
-        <w:pStyle w:val="ListBullet"/>
-      </w:pPr>
-    </w:p>
-    <w:p>
-      <w:pPr>
-        <w:pStyle w:val="ListBullet"/>
-      </w:pPr>
-    </w:p>
-    <w:p>
-      <w:pPr>
-        <w:pStyle w:val="ListBullet"/>
-      </w:pPr>
-    </w:p>
-    <w:p>
-      <w:pPr>
-        <w:pStyle w:val="ListBullet"/>
-      </w:pPr>
-    </w:p>
-    <w:p>
-      <w:pPr>
-        <w:pStyle w:val="ListBullet"/>
-      </w:pPr>
-    </w:p>
-    <w:p>
-      <w:pPr>
-        <w:pStyle w:val="ListBullet"/>
-      </w:pPr>
-    </w:p>
-    <w:p/>
-    <w:p>
-      <w:r>
-        <w:t>**</w:t>
-      </w:r>
-      <w:r>
-        <w:t>**</w:t>
-      </w:r>
-    </w:p>
-    <w:p>
-      <w:r>
-        <w:t>**</w:t>
-      </w:r>
-      <w:r>
-        <w:t>**</w:t>
-      </w:r>
-    </w:p>
-    <w:p>
-      <w:r>
-        <w:t>**</w:t>
-      </w:r>
-      <w:r>
-        <w:t>**</w:t>
-      </w:r>
-    </w:p>
-    <w:p>
-      <w:r>
-        <w:t>**</w:t>
-      </w:r>
-      <w:r>
-        <w:t>**</w:t>
-      </w:r>
-    </w:p>
-    <w:p>
-      <w:pPr>
-        <w:pStyle w:val="Heading2"/>
-      </w:pPr>
-      <w:r>
-        <w:t>Business Owner Records</w:t>
-      </w:r>
-    </w:p>
-    <w:p/>
-    <w:p/>
-    <w:p>
-      <w:pPr>
-        <w:pStyle w:val="ListBullet"/>
-      </w:pPr>
-    </w:p>
-    <w:p>
-      <w:pPr>
-        <w:pStyle w:val="ListBullet"/>
-      </w:pPr>
-    </w:p>
-    <w:p>
-      <w:pPr>
-        <w:pStyle w:val="ListBullet"/>
-      </w:pPr>
-    </w:p>
-    <w:p>
-      <w:pPr>
-        <w:pStyle w:val="ListBullet"/>
-      </w:pPr>
-    </w:p>
-    <w:p>
-      <w:pPr>
-        <w:pStyle w:val="ListBullet"/>
-      </w:pPr>
-    </w:p>
-    <w:p>
-      <w:pPr>
-        <w:pStyle w:val="ListBullet"/>
-      </w:pPr>
-    </w:p>
-    <w:p>
-      <w:pPr>
-        <w:pStyle w:val="ListBullet"/>
-      </w:pPr>
-    </w:p>
-    <w:p>
-      <w:pPr>
-        <w:pStyle w:val="ListBullet"/>
-      </w:pPr>
-    </w:p>
-    <w:p>
-      <w:pPr>
-        <w:pStyle w:val="ListBullet"/>
-      </w:pPr>
-    </w:p>
-    <w:p>
-      <w:pPr>
-        <w:pStyle w:val="ListBullet"/>
-      </w:pPr>
-    </w:p>
-    <w:p>
-      <w:pPr>
-        <w:pStyle w:val="ListBullet"/>
-      </w:pPr>
-    </w:p>
-    <w:p/>
-    <w:p>
-      <w:r>
-        <w:t>**</w:t>
-      </w:r>
-      <w:r>
-        <w:t>**</w:t>
-      </w:r>
-    </w:p>
-    <w:p>
-      <w:r>
-        <w:t>**</w:t>
-      </w:r>
-      <w:r>
-        <w:t>**</w:t>
-      </w:r>
-    </w:p>
-    <w:p/>
-    <w:p/>
-    <w:p>
-      <w:r>
-        <w:t>**</w:t>
-      </w:r>
-      <w:r>
-        <w:t>**</w:t>
-      </w:r>
-      <w:r>
-        <w:t>**</w:t>
-      </w:r>
-      <w:r>
-        <w:t>**</w:t>
-      </w:r>
-    </w:p>
-    <w:p/>
-    <w:p/>
-    <w:p/>
-    <w:p/>
-    <w:p>
-      <w:r>
-        <w:t>**</w:t>
-      </w:r>
-      <w:r>
-        <w:t>**</w:t>
-      </w:r>
-      <w:r>
-        <w:t>**</w:t>
-      </w:r>
-      <w:r>
-        <w:t>**</w:t>
-      </w:r>
-    </w:p>
-    <w:p/>
-    <w:p/>
-    <w:p>
-      <w:r>
-        <w:t>**</w:t>
-      </w:r>
-      <w:r>
-        <w:t>**</w:t>
-      </w:r>
-    </w:p>
-    <w:p/>
-    <w:p/>
-    <w:p/>
-    <w:p>
-      <w:pPr>
-        <w:pStyle w:val="Heading2"/>
-      </w:pPr>
-      <w:r>
-        <w:t>Yearly Assessment</w:t>
-      </w:r>
-    </w:p>
-    <w:p/>
-    <w:p/>
-    <w:p>
-      <w:pPr>
-        <w:pStyle w:val="ListBullet"/>
-      </w:pPr>
-    </w:p>
-    <w:p>
-      <w:pPr>
-        <w:pStyle w:val="ListBullet"/>
-      </w:pPr>
-    </w:p>
-    <w:p>
-      <w:pPr>
-        <w:pStyle w:val="ListBullet"/>
-      </w:pPr>
-    </w:p>
-    <w:p>
-      <w:pPr>
-        <w:pStyle w:val="ListBullet"/>
-      </w:pPr>
-    </w:p>
-    <w:p>
-      <w:pPr>
-        <w:pStyle w:val="ListBullet"/>
-      </w:pPr>
-    </w:p>
-    <w:p>
-      <w:pPr>
-        <w:pStyle w:val="ListBullet"/>
-      </w:pPr>
-    </w:p>
-    <w:p>
-      <w:pPr>
-        <w:pStyle w:val="ListBullet"/>
-      </w:pPr>
-    </w:p>
-    <w:p>
-      <w:pPr>
-        <w:pStyle w:val="ListBullet"/>
-      </w:pPr>
-    </w:p>
-    <w:p>
-      <w:pPr>
-        <w:pStyle w:val="ListBullet"/>
-      </w:pPr>
-    </w:p>
-    <w:p/>
-    <w:p/>
-    <w:p>
-      <w:r>
-        <w:t>**</w:t>
-      </w:r>
-      <w:r>
-        <w:t>**</w:t>
-      </w:r>
-    </w:p>
-    <w:p>
-      <w:r>
-        <w:t>**</w:t>
-      </w:r>
-      <w:r>
-        <w:t>**</w:t>
-      </w:r>
-    </w:p>
-    <w:p/>
-    <w:p/>
-    <w:p>
-      <w:r>
-        <w:t>**</w:t>
-      </w:r>
-      <w:r>
-        <w:t>**</w:t>
-      </w:r>
-    </w:p>
-    <w:p/>
-    <w:p/>
-    <w:p>
-      <w:r>
-        <w:t>**</w:t>
-      </w:r>
-      <w:r>
-        <w:t>**</w:t>
-      </w:r>
-    </w:p>
-    <w:p/>
-    <w:p/>
-    <w:p>
-      <w:r>
-        <w:t>**</w:t>
-      </w:r>
-      <w:r>
-        <w:t>**</w:t>
-      </w:r>
-    </w:p>
-    <w:p/>
-    <w:p/>
-    <w:p>
-      <w:r>
-        <w:t>**</w:t>
-      </w:r>
-      <w:r>
-        <w:t>**</w:t>
-      </w:r>
-    </w:p>
-    <w:p/>
-    <w:p/>
-    <w:p>
-      <w:pPr>
-        <w:pStyle w:val="Heading2"/>
-      </w:pPr>
-      <w:r>
-        <w:t>Fee Catalog</w:t>
-      </w:r>
-    </w:p>
-    <w:p/>
-    <w:p/>
-    <w:p>
-      <w:r>
-        <w:t>**</w:t>
-      </w:r>
-      <w:r>
-        <w:t>**</w:t>
-      </w:r>
-    </w:p>
-    <w:p>
-      <w:r>
-        <w:t>**</w:t>
-      </w:r>
-      <w:r>
-        <w:t>**</w:t>
-      </w:r>
-    </w:p>
-    <w:p/>
-    <w:p/>
-    <w:p/>
-    <w:p/>
-    <w:p>
-      <w:r>
-        <w:t>**</w:t>
-      </w:r>
-      <w:r>
-        <w:t>**</w:t>
-      </w:r>
-    </w:p>
-    <w:p/>
-    <w:p/>
-    <w:p>
-      <w:r>
-        <w:t>**</w:t>
-      </w:r>
-      <w:r>
-        <w:t>**</w:t>
-      </w:r>
-    </w:p>
-    <w:p/>
-    <w:p>
-      <w:r>
-        <w:t>**</w:t>
-      </w:r>
-      <w:r>
-        <w:t>**</w:t>
-      </w:r>
-    </w:p>
-    <w:p/>
-    <w:p/>
-    <w:p>
-      <w:pPr>
-        <w:pStyle w:val="Heading2"/>
-      </w:pPr>
-      <w:r>
-        <w:t>Payments</w:t>
-      </w:r>
-    </w:p>
-    <w:p/>
-    <w:p/>
-    <w:p>
-      <w:pPr>
-        <w:pStyle w:val="ListBullet"/>
-      </w:pPr>
-    </w:p>
-    <w:p>
-      <w:pPr>
-        <w:pStyle w:val="ListBullet"/>
-      </w:pPr>
-    </w:p>
-    <w:p>
-      <w:pPr>
-        <w:pStyle w:val="ListBullet"/>
-      </w:pPr>
-    </w:p>
-    <w:p>
-      <w:pPr>
-        <w:pStyle w:val="ListBullet"/>
-      </w:pPr>
-    </w:p>
-    <w:p>
-      <w:pPr>
-        <w:pStyle w:val="ListBullet"/>
-      </w:pPr>
-    </w:p>
-    <w:p>
-      <w:pPr>
-        <w:pStyle w:val="ListBullet"/>
-      </w:pPr>
-    </w:p>
-    <w:p/>
-    <w:p/>
-    <w:p>
-      <w:r>
-        <w:t>**</w:t>
-      </w:r>
-      <w:r>
-        <w:t>**</w:t>
-      </w:r>
-    </w:p>
-    <w:p>
-      <w:r>
-        <w:t>**</w:t>
-      </w:r>
-      <w:r>
-        <w:t>**</w:t>
-      </w:r>
-    </w:p>
-    <w:p/>
-    <w:p/>
-    <w:p/>
-    <w:p/>
-    <w:p/>
-    <w:p>
-      <w:r>
-        <w:t>**</w:t>
-      </w:r>
-      <w:r>
-        <w:t>**</w:t>
-      </w:r>
-    </w:p>
-    <w:p/>
-    <w:p/>
-    <w:p>
-      <w:r>
-        <w:t>**</w:t>
-      </w:r>
-      <w:r>
-        <w:t>**</w:t>
-      </w:r>
-    </w:p>
-    <w:p/>
-    <w:p/>
-    <w:p>
-      <w:r>
-        <w:t>**</w:t>
-      </w:r>
-      <w:r>
-        <w:t>**</w:t>
-      </w:r>
-    </w:p>
-    <w:p/>
-    <w:p>
-      <w:r>
-        <w:t>**</w:t>
-      </w:r>
-      <w:r>
-        <w:t>**</w:t>
-      </w:r>
-    </w:p>
-    <w:p/>
+        <w:t>End of Day</w:t>
+      </w:r>
+    </w:p>
     <w:p/>
     <w:p/>
     <w:p>
@@ -1603,7 +1270,7 @@
                 <w:rFonts w:ascii="Calibri" w:hAnsi="Calibri"/>
                 <w:sz w:val="21"/>
               </w:rPr>
-              <w:t>Note: The payment receipt preview is for taxpayer reference and reconciliation. It is not a certified official government OR replacement.</w:t>
+              <w:t>Important: A backup is part of the daily routine, not an optional extra.</w:t>
             </w:r>
           </w:p>
         </w:tc>
@@ -1612,10 +1279,135 @@
     <w:p/>
     <w:p>
       <w:pPr>
+        <w:pStyle w:val="Heading1"/>
+      </w:pPr>
+      <w:r>
+        <w:t>6. Getting Started</w:t>
+      </w:r>
+    </w:p>
+    <w:p>
+      <w:pPr>
         <w:pStyle w:val="Heading2"/>
       </w:pPr>
       <w:r>
-        <w:t>Receipt Verification</w:t>
+        <w:t>Recommended Computer Setup</w:t>
+      </w:r>
+    </w:p>
+    <w:p/>
+    <w:p/>
+    <w:p>
+      <w:pPr>
+        <w:pStyle w:val="ListBullet"/>
+      </w:pPr>
+    </w:p>
+    <w:p>
+      <w:pPr>
+        <w:pStyle w:val="ListBullet"/>
+      </w:pPr>
+    </w:p>
+    <w:p>
+      <w:pPr>
+        <w:pStyle w:val="ListBullet"/>
+      </w:pPr>
+    </w:p>
+    <w:p>
+      <w:pPr>
+        <w:pStyle w:val="ListBullet"/>
+      </w:pPr>
+    </w:p>
+    <w:p>
+      <w:pPr>
+        <w:pStyle w:val="ListBullet"/>
+      </w:pPr>
+    </w:p>
+    <w:p>
+      <w:pPr>
+        <w:pStyle w:val="ListBullet"/>
+      </w:pPr>
+    </w:p>
+    <w:p>
+      <w:pPr>
+        <w:pStyle w:val="Heading2"/>
+      </w:pPr>
+      <w:r>
+        <w:t>Open the App</w:t>
+      </w:r>
+    </w:p>
+    <w:p/>
+    <w:p/>
+    <w:p/>
+    <w:p>
+      <w:pPr>
+        <w:pStyle w:val="Heading2"/>
+      </w:pPr>
+      <w:r>
+        <w:t>First Login</w:t>
+      </w:r>
+    </w:p>
+    <w:p/>
+    <w:p/>
+    <w:p>
+      <w:pPr>
+        <w:pStyle w:val="ListBullet"/>
+      </w:pPr>
+    </w:p>
+    <w:p>
+      <w:pPr>
+        <w:pStyle w:val="ListBullet"/>
+      </w:pPr>
+    </w:p>
+    <w:tbl>
+      <w:tblPr>
+        <w:tblW w:type="auto" w:w="0"/>
+        <w:jc w:val="center"/>
+        <w:tblLayout w:type="fixed"/>
+        <w:tblLook w:firstColumn="1" w:firstRow="1" w:lastColumn="0" w:lastRow="0" w:noHBand="0" w:noVBand="1" w:val="04A0"/>
+        <w:tblBorders>
+          <w:top w:val="single" w:sz="4" w:space="0" w:color="B7C4D4"/>
+          <w:left w:val="single" w:sz="4" w:space="0" w:color="B7C4D4"/>
+          <w:bottom w:val="single" w:sz="4" w:space="0" w:color="B7C4D4"/>
+          <w:right w:val="single" w:sz="4" w:space="0" w:color="B7C4D4"/>
+          <w:insideH w:val="single" w:sz="4" w:space="0" w:color="B7C4D4"/>
+          <w:insideV w:val="single" w:sz="4" w:space="0" w:color="B7C4D4"/>
+        </w:tblBorders>
+      </w:tblPr>
+      <w:tblGrid>
+        <w:gridCol w:w="9360"/>
+      </w:tblGrid>
+      <w:tr>
+        <w:tc>
+          <w:tcPr>
+            <w:tcW w:type="dxa" w:w="9360"/>
+            <w:shd w:fill="FFF8E1"/>
+            <w:tcMar>
+              <w:top w:w="120" w:type="dxa"/>
+              <w:bottom w:w="120" w:type="dxa"/>
+              <w:left w:w="160" w:type="dxa"/>
+              <w:right w:w="160" w:type="dxa"/>
+            </w:tcMar>
+          </w:tcPr>
+          <w:p>
+            <w:pPr>
+              <w:spacing w:after="0"/>
+            </w:pPr>
+            <w:r>
+              <w:rPr>
+                <w:rFonts w:ascii="Calibri" w:hAnsi="Calibri"/>
+                <w:sz w:val="21"/>
+              </w:rPr>
+              <w:t>Important: Change this password before entering real office records.</w:t>
+            </w:r>
+          </w:p>
+        </w:tc>
+      </w:tr>
+    </w:tbl>
+    <w:p/>
+    <w:p>
+      <w:pPr>
+        <w:pStyle w:val="Heading2"/>
+      </w:pPr>
+      <w:r>
+        <w:t>Log In</w:t>
       </w:r>
     </w:p>
     <w:p/>
@@ -1630,6 +1422,159 @@
     </w:p>
     <w:p/>
     <w:p>
+      <w:pPr>
+        <w:pStyle w:val="Heading2"/>
+      </w:pPr>
+      <w:r>
+        <w:t>Log Out</w:t>
+      </w:r>
+    </w:p>
+    <w:p/>
+    <w:p/>
+    <w:p/>
+    <w:p/>
+    <w:p>
+      <w:pPr>
+        <w:pStyle w:val="Heading1"/>
+      </w:pPr>
+      <w:r>
+        <w:t>7. User Roles</w:t>
+      </w:r>
+    </w:p>
+    <w:p/>
+    <w:p>
+      <w:pPr>
+        <w:pStyle w:val="Heading2"/>
+      </w:pPr>
+      <w:r>
+        <w:t>Admin</w:t>
+      </w:r>
+    </w:p>
+    <w:p/>
+    <w:p>
+      <w:pPr>
+        <w:pStyle w:val="ListBullet"/>
+      </w:pPr>
+    </w:p>
+    <w:p>
+      <w:pPr>
+        <w:pStyle w:val="ListBullet"/>
+      </w:pPr>
+    </w:p>
+    <w:p>
+      <w:pPr>
+        <w:pStyle w:val="ListBullet"/>
+      </w:pPr>
+    </w:p>
+    <w:p>
+      <w:pPr>
+        <w:pStyle w:val="ListBullet"/>
+      </w:pPr>
+    </w:p>
+    <w:p>
+      <w:pPr>
+        <w:pStyle w:val="ListBullet"/>
+      </w:pPr>
+    </w:p>
+    <w:p>
+      <w:pPr>
+        <w:pStyle w:val="ListBullet"/>
+      </w:pPr>
+    </w:p>
+    <w:p>
+      <w:pPr>
+        <w:pStyle w:val="Heading2"/>
+      </w:pPr>
+      <w:r>
+        <w:t>Treasurer</w:t>
+      </w:r>
+    </w:p>
+    <w:p/>
+    <w:p>
+      <w:pPr>
+        <w:pStyle w:val="ListBullet"/>
+      </w:pPr>
+    </w:p>
+    <w:p>
+      <w:pPr>
+        <w:pStyle w:val="ListBullet"/>
+      </w:pPr>
+    </w:p>
+    <w:p>
+      <w:pPr>
+        <w:pStyle w:val="ListBullet"/>
+      </w:pPr>
+    </w:p>
+    <w:p>
+      <w:pPr>
+        <w:pStyle w:val="ListBullet"/>
+      </w:pPr>
+    </w:p>
+    <w:p>
+      <w:pPr>
+        <w:pStyle w:val="ListBullet"/>
+      </w:pPr>
+    </w:p>
+    <w:p>
+      <w:pPr>
+        <w:pStyle w:val="Heading2"/>
+      </w:pPr>
+      <w:r>
+        <w:t>Cashier</w:t>
+      </w:r>
+    </w:p>
+    <w:p/>
+    <w:p>
+      <w:pPr>
+        <w:pStyle w:val="ListBullet"/>
+      </w:pPr>
+    </w:p>
+    <w:p>
+      <w:pPr>
+        <w:pStyle w:val="ListBullet"/>
+      </w:pPr>
+    </w:p>
+    <w:p>
+      <w:pPr>
+        <w:pStyle w:val="ListBullet"/>
+      </w:pPr>
+    </w:p>
+    <w:p>
+      <w:pPr>
+        <w:pStyle w:val="ListBullet"/>
+      </w:pPr>
+    </w:p>
+    <w:p>
+      <w:pPr>
+        <w:pStyle w:val="ListBullet"/>
+      </w:pPr>
+    </w:p>
+    <w:p/>
+    <w:p>
+      <w:pPr>
+        <w:pStyle w:val="Heading1"/>
+      </w:pPr>
+      <w:r>
+        <w:t>8. Main Screen Overview</w:t>
+      </w:r>
+    </w:p>
+    <w:p/>
+    <w:p/>
+    <w:p/>
+    <w:p/>
+    <w:p/>
+    <w:p>
+      <w:pPr>
+        <w:pStyle w:val="Heading2"/>
+      </w:pPr>
+      <w:r>
+        <w:t>Top Header Buttons</w:t>
+      </w:r>
+    </w:p>
+    <w:p>
+      <w:pPr>
+        <w:pStyle w:val="ListBullet"/>
+      </w:pPr>
       <w:r>
         <w:t>**</w:t>
       </w:r>
@@ -1637,9 +1582,10 @@
         <w:t>**</w:t>
       </w:r>
     </w:p>
-    <w:p/>
-    <w:p/>
-    <w:p>
+    <w:p>
+      <w:pPr>
+        <w:pStyle w:val="ListBullet"/>
+      </w:pPr>
       <w:r>
         <w:t>**</w:t>
       </w:r>
@@ -1647,9 +1593,10 @@
         <w:t>**</w:t>
       </w:r>
     </w:p>
-    <w:p/>
-    <w:p/>
-    <w:p>
+    <w:p>
+      <w:pPr>
+        <w:pStyle w:val="ListBullet"/>
+      </w:pPr>
       <w:r>
         <w:t>**</w:t>
       </w:r>
@@ -1657,16 +1604,69 @@
         <w:t>**</w:t>
       </w:r>
     </w:p>
-    <w:p/>
+    <w:p>
+      <w:pPr>
+        <w:pStyle w:val="ListBullet"/>
+      </w:pPr>
+      <w:r>
+        <w:t>**</w:t>
+      </w:r>
+      <w:r>
+        <w:t>**</w:t>
+      </w:r>
+    </w:p>
+    <w:p>
+      <w:pPr>
+        <w:pStyle w:val="ListBullet"/>
+      </w:pPr>
+      <w:r>
+        <w:t>**</w:t>
+      </w:r>
+      <w:r>
+        <w:t>**</w:t>
+      </w:r>
+    </w:p>
+    <w:p>
+      <w:pPr>
+        <w:pStyle w:val="ListBullet"/>
+      </w:pPr>
+      <w:r>
+        <w:t>**</w:t>
+      </w:r>
+      <w:r>
+        <w:t>**</w:t>
+      </w:r>
+    </w:p>
+    <w:p>
+      <w:pPr>
+        <w:pStyle w:val="ListBullet"/>
+      </w:pPr>
+      <w:r>
+        <w:t>**</w:t>
+      </w:r>
+      <w:r>
+        <w:t>**</w:t>
+      </w:r>
+    </w:p>
+    <w:p>
+      <w:pPr>
+        <w:pStyle w:val="ListBullet"/>
+      </w:pPr>
+      <w:r>
+        <w:t>**</w:t>
+      </w:r>
+      <w:r>
+        <w:t>**</w:t>
+      </w:r>
+    </w:p>
     <w:p>
       <w:pPr>
         <w:pStyle w:val="Heading2"/>
       </w:pPr>
       <w:r>
-        <w:t>Reports</w:t>
-      </w:r>
-    </w:p>
-    <w:p/>
+        <w:t>Button Icons</w:t>
+      </w:r>
+    </w:p>
     <w:p/>
     <w:p>
       <w:pPr>
@@ -1688,8 +1688,78 @@
         <w:pStyle w:val="ListBullet"/>
       </w:pPr>
     </w:p>
-    <w:p/>
-    <w:p>
+    <w:p>
+      <w:pPr>
+        <w:pStyle w:val="ListBullet"/>
+      </w:pPr>
+    </w:p>
+    <w:p>
+      <w:pPr>
+        <w:pStyle w:val="ListBullet"/>
+      </w:pPr>
+    </w:p>
+    <w:p>
+      <w:pPr>
+        <w:pStyle w:val="ListBullet"/>
+      </w:pPr>
+    </w:p>
+    <w:p>
+      <w:pPr>
+        <w:pStyle w:val="Heading2"/>
+      </w:pPr>
+      <w:r>
+        <w:t>Left Business Records Panel</w:t>
+      </w:r>
+    </w:p>
+    <w:p/>
+    <w:p/>
+    <w:p>
+      <w:pPr>
+        <w:pStyle w:val="ListBullet"/>
+      </w:pPr>
+    </w:p>
+    <w:p>
+      <w:pPr>
+        <w:pStyle w:val="ListBullet"/>
+      </w:pPr>
+    </w:p>
+    <w:p>
+      <w:pPr>
+        <w:pStyle w:val="ListBullet"/>
+      </w:pPr>
+    </w:p>
+    <w:p>
+      <w:pPr>
+        <w:pStyle w:val="ListBullet"/>
+      </w:pPr>
+    </w:p>
+    <w:p>
+      <w:pPr>
+        <w:pStyle w:val="ListBullet"/>
+      </w:pPr>
+    </w:p>
+    <w:p>
+      <w:pPr>
+        <w:pStyle w:val="ListBullet"/>
+      </w:pPr>
+    </w:p>
+    <w:p>
+      <w:pPr>
+        <w:pStyle w:val="ListBullet"/>
+      </w:pPr>
+    </w:p>
+    <w:p>
+      <w:pPr>
+        <w:pStyle w:val="Heading2"/>
+      </w:pPr>
+      <w:r>
+        <w:t>Main Tabs</w:t>
+      </w:r>
+    </w:p>
+    <w:p>
+      <w:pPr>
+        <w:pStyle w:val="ListBullet"/>
+      </w:pPr>
       <w:r>
         <w:t>**</w:t>
       </w:r>
@@ -1697,10 +1767,10 @@
         <w:t>**</w:t>
       </w:r>
     </w:p>
-    <w:p/>
-    <w:p/>
-    <w:p/>
-    <w:p>
+    <w:p>
+      <w:pPr>
+        <w:pStyle w:val="ListBullet"/>
+      </w:pPr>
       <w:r>
         <w:t>**</w:t>
       </w:r>
@@ -1708,8 +1778,10 @@
         <w:t>**</w:t>
       </w:r>
     </w:p>
-    <w:p/>
-    <w:p>
+    <w:p>
+      <w:pPr>
+        <w:pStyle w:val="ListBullet"/>
+      </w:pPr>
       <w:r>
         <w:t>**</w:t>
       </w:r>
@@ -1717,10 +1789,10 @@
         <w:t>**</w:t>
       </w:r>
     </w:p>
-    <w:p/>
-    <w:p/>
-    <w:p/>
-    <w:p>
+    <w:p>
+      <w:pPr>
+        <w:pStyle w:val="ListBullet"/>
+      </w:pPr>
       <w:r>
         <w:t>**</w:t>
       </w:r>
@@ -1728,8 +1800,10 @@
         <w:t>**</w:t>
       </w:r>
     </w:p>
-    <w:p/>
-    <w:p>
+    <w:p>
+      <w:pPr>
+        <w:pStyle w:val="ListBullet"/>
+      </w:pPr>
       <w:r>
         <w:t>**</w:t>
       </w:r>
@@ -1737,9 +1811,10 @@
         <w:t>**</w:t>
       </w:r>
     </w:p>
-    <w:p/>
-    <w:p/>
-    <w:p>
+    <w:p>
+      <w:pPr>
+        <w:pStyle w:val="ListBullet"/>
+      </w:pPr>
       <w:r>
         <w:t>**</w:t>
       </w:r>
@@ -1747,8 +1822,10 @@
         <w:t>**</w:t>
       </w:r>
     </w:p>
-    <w:p/>
-    <w:p>
+    <w:p>
+      <w:pPr>
+        <w:pStyle w:val="ListBullet"/>
+      </w:pPr>
       <w:r>
         <w:t>**</w:t>
       </w:r>
@@ -1756,17 +1833,135 @@
         <w:t>**</w:t>
       </w:r>
     </w:p>
-    <w:p/>
+    <w:p>
+      <w:pPr>
+        <w:pStyle w:val="ListBullet"/>
+      </w:pPr>
+      <w:r>
+        <w:t>**</w:t>
+      </w:r>
+      <w:r>
+        <w:t>**</w:t>
+      </w:r>
+    </w:p>
+    <w:p>
+      <w:pPr>
+        <w:pStyle w:val="ListBullet"/>
+      </w:pPr>
+      <w:r>
+        <w:t>**</w:t>
+      </w:r>
+      <w:r>
+        <w:t>**</w:t>
+      </w:r>
+    </w:p>
+    <w:p>
+      <w:pPr>
+        <w:pStyle w:val="ListBullet"/>
+      </w:pPr>
+      <w:r>
+        <w:t>**</w:t>
+      </w:r>
+      <w:r>
+        <w:t>**</w:t>
+      </w:r>
+    </w:p>
+    <w:p>
+      <w:pPr>
+        <w:pStyle w:val="Heading1"/>
+      </w:pPr>
+      <w:r>
+        <w:t>9. Dashboard</w:t>
+      </w:r>
+    </w:p>
     <w:p>
       <w:pPr>
         <w:pStyle w:val="Heading2"/>
       </w:pPr>
       <w:r>
-        <w:t>Import Records</w:t>
-      </w:r>
-    </w:p>
-    <w:p/>
-    <w:p/>
+        <w:t>What It Shows</w:t>
+      </w:r>
+    </w:p>
+    <w:p/>
+    <w:p/>
+    <w:p>
+      <w:pPr>
+        <w:pStyle w:val="ListBullet"/>
+      </w:pPr>
+    </w:p>
+    <w:p>
+      <w:pPr>
+        <w:pStyle w:val="ListBullet"/>
+      </w:pPr>
+    </w:p>
+    <w:p>
+      <w:pPr>
+        <w:pStyle w:val="ListBullet"/>
+      </w:pPr>
+    </w:p>
+    <w:p>
+      <w:pPr>
+        <w:pStyle w:val="ListBullet"/>
+      </w:pPr>
+    </w:p>
+    <w:p>
+      <w:pPr>
+        <w:pStyle w:val="ListBullet"/>
+      </w:pPr>
+    </w:p>
+    <w:p>
+      <w:pPr>
+        <w:pStyle w:val="ListBullet"/>
+      </w:pPr>
+    </w:p>
+    <w:p>
+      <w:pPr>
+        <w:pStyle w:val="ListBullet"/>
+      </w:pPr>
+    </w:p>
+    <w:p>
+      <w:pPr>
+        <w:pStyle w:val="ListBullet"/>
+      </w:pPr>
+    </w:p>
+    <w:p>
+      <w:pPr>
+        <w:pStyle w:val="ListBullet"/>
+      </w:pPr>
+    </w:p>
+    <w:p>
+      <w:pPr>
+        <w:pStyle w:val="ListBullet"/>
+      </w:pPr>
+    </w:p>
+    <w:p>
+      <w:pPr>
+        <w:pStyle w:val="ListBullet"/>
+      </w:pPr>
+    </w:p>
+    <w:p>
+      <w:pPr>
+        <w:pStyle w:val="ListBullet"/>
+      </w:pPr>
+    </w:p>
+    <w:p>
+      <w:pPr>
+        <w:pStyle w:val="ListBullet"/>
+      </w:pPr>
+    </w:p>
+    <w:p>
+      <w:pPr>
+        <w:pStyle w:val="ListBullet"/>
+      </w:pPr>
+    </w:p>
+    <w:p>
+      <w:pPr>
+        <w:pStyle w:val="Heading2"/>
+      </w:pPr>
+      <w:r>
+        <w:t>Refresh the Dashboard</w:t>
+      </w:r>
+    </w:p>
     <w:p>
       <w:r>
         <w:t>**</w:t>
@@ -1775,10 +1970,65 @@
         <w:t>**</w:t>
       </w:r>
     </w:p>
-    <w:p/>
-    <w:p/>
-    <w:p/>
-    <w:p/>
+    <w:p>
+      <w:r>
+        <w:t>**</w:t>
+      </w:r>
+      <w:r>
+        <w:t>**</w:t>
+      </w:r>
+    </w:p>
+    <w:p>
+      <w:r>
+        <w:t>**</w:t>
+      </w:r>
+      <w:r>
+        <w:t>**</w:t>
+      </w:r>
+    </w:p>
+    <w:p>
+      <w:pPr>
+        <w:pStyle w:val="Heading2"/>
+      </w:pPr>
+      <w:r>
+        <w:t>Run Delinquency Check</w:t>
+      </w:r>
+    </w:p>
+    <w:p>
+      <w:r>
+        <w:t>**</w:t>
+      </w:r>
+      <w:r>
+        <w:t>**</w:t>
+      </w:r>
+    </w:p>
+    <w:p>
+      <w:r>
+        <w:t>**</w:t>
+      </w:r>
+      <w:r>
+        <w:t>**</w:t>
+      </w:r>
+    </w:p>
+    <w:p/>
+    <w:p/>
+    <w:p/>
+    <w:p>
+      <w:pPr>
+        <w:pStyle w:val="Heading1"/>
+      </w:pPr>
+      <w:r>
+        <w:t>10. Business Owner Records</w:t>
+      </w:r>
+    </w:p>
+    <w:p>
+      <w:pPr>
+        <w:pStyle w:val="Heading2"/>
+      </w:pPr>
+      <w:r>
+        <w:t>What This Feature Does</w:t>
+      </w:r>
+    </w:p>
     <w:p/>
     <w:p/>
     <w:p>
@@ -1838,6 +2088,114 @@
     </w:p>
     <w:p>
       <w:pPr>
+        <w:pStyle w:val="Heading2"/>
+      </w:pPr>
+      <w:r>
+        <w:t>Create a Business Owner</w:t>
+      </w:r>
+    </w:p>
+    <w:p>
+      <w:r>
+        <w:t>**</w:t>
+      </w:r>
+      <w:r>
+        <w:t>**</w:t>
+      </w:r>
+    </w:p>
+    <w:p>
+      <w:r>
+        <w:t>**</w:t>
+      </w:r>
+      <w:r>
+        <w:t>**</w:t>
+      </w:r>
+    </w:p>
+    <w:p/>
+    <w:p/>
+    <w:p/>
+    <w:p/>
+    <w:p/>
+    <w:p/>
+    <w:p>
+      <w:r>
+        <w:t>**</w:t>
+      </w:r>
+      <w:r>
+        <w:t>**</w:t>
+      </w:r>
+      <w:r>
+        <w:t>**</w:t>
+      </w:r>
+      <w:r>
+        <w:t>**</w:t>
+      </w:r>
+    </w:p>
+    <w:p>
+      <w:pPr>
+        <w:pStyle w:val="Heading2"/>
+      </w:pPr>
+      <w:r>
+        <w:t>Edit a Business Owner</w:t>
+      </w:r>
+    </w:p>
+    <w:p/>
+    <w:p/>
+    <w:p>
+      <w:r>
+        <w:t>**</w:t>
+      </w:r>
+      <w:r>
+        <w:t>**</w:t>
+      </w:r>
+    </w:p>
+    <w:p/>
+    <w:p>
+      <w:r>
+        <w:t>**</w:t>
+      </w:r>
+      <w:r>
+        <w:t>**</w:t>
+      </w:r>
+      <w:r>
+        <w:t>**</w:t>
+      </w:r>
+      <w:r>
+        <w:t>**</w:t>
+      </w:r>
+    </w:p>
+    <w:p>
+      <w:pPr>
+        <w:pStyle w:val="Heading2"/>
+      </w:pPr>
+      <w:r>
+        <w:t>Delete a Business Owner</w:t>
+      </w:r>
+    </w:p>
+    <w:p/>
+    <w:p>
+      <w:r>
+        <w:t>**</w:t>
+      </w:r>
+      <w:r>
+        <w:t>**</w:t>
+      </w:r>
+    </w:p>
+    <w:p/>
+    <w:p/>
+    <w:p/>
+    <w:p>
+      <w:pPr>
+        <w:pStyle w:val="Heading1"/>
+      </w:pPr>
+      <w:r>
+        <w:t>11. Data Privacy Act Fields</w:t>
+      </w:r>
+    </w:p>
+    <w:p/>
+    <w:p/>
+    <w:p/>
+    <w:p>
+      <w:pPr>
         <w:pStyle w:val="ListBullet"/>
       </w:pPr>
     </w:p>
@@ -1858,6 +2216,38 @@
     </w:p>
     <w:p>
       <w:pPr>
+        <w:pStyle w:val="Heading2"/>
+      </w:pPr>
+      <w:r>
+        <w:t>Recommended Use</w:t>
+      </w:r>
+    </w:p>
+    <w:p/>
+    <w:p/>
+    <w:p/>
+    <w:p/>
+    <w:p/>
+    <w:p/>
+    <w:p>
+      <w:pPr>
+        <w:pStyle w:val="Heading1"/>
+      </w:pPr>
+      <w:r>
+        <w:t>12. Yearly Assessment</w:t>
+      </w:r>
+    </w:p>
+    <w:p>
+      <w:pPr>
+        <w:pStyle w:val="Heading2"/>
+      </w:pPr>
+      <w:r>
+        <w:t>What This Feature Does</w:t>
+      </w:r>
+    </w:p>
+    <w:p/>
+    <w:p/>
+    <w:p>
+      <w:pPr>
         <w:pStyle w:val="ListBullet"/>
       </w:pPr>
     </w:p>
@@ -1873,10 +2263,55 @@
     </w:p>
     <w:p>
       <w:pPr>
+        <w:pStyle w:val="ListBullet"/>
+      </w:pPr>
+    </w:p>
+    <w:p>
+      <w:pPr>
+        <w:pStyle w:val="ListBullet"/>
+      </w:pPr>
+    </w:p>
+    <w:p>
+      <w:pPr>
+        <w:pStyle w:val="ListBullet"/>
+      </w:pPr>
+    </w:p>
+    <w:p>
+      <w:pPr>
+        <w:pStyle w:val="ListBullet"/>
+      </w:pPr>
+    </w:p>
+    <w:p>
+      <w:pPr>
+        <w:pStyle w:val="ListBullet"/>
+      </w:pPr>
+    </w:p>
+    <w:p>
+      <w:pPr>
+        <w:pStyle w:val="ListBullet"/>
+      </w:pPr>
+    </w:p>
+    <w:p>
+      <w:pPr>
+        <w:pStyle w:val="ListBullet"/>
+      </w:pPr>
+    </w:p>
+    <w:p>
+      <w:pPr>
+        <w:pStyle w:val="ListBullet"/>
+      </w:pPr>
+    </w:p>
+    <w:p>
+      <w:pPr>
+        <w:pStyle w:val="ListBullet"/>
+      </w:pPr>
+    </w:p>
+    <w:p>
+      <w:pPr>
         <w:pStyle w:val="Heading2"/>
       </w:pPr>
       <w:r>
-        <w:t>Export Records</w:t>
+        <w:t>Add an Assessment</w:t>
       </w:r>
     </w:p>
     <w:p/>
@@ -1888,8 +2323,6 @@
         <w:t>**</w:t>
       </w:r>
     </w:p>
-    <w:p/>
-    <w:p/>
     <w:p>
       <w:r>
         <w:t>**</w:t>
@@ -1898,15 +2331,26 @@
         <w:t>**</w:t>
       </w:r>
     </w:p>
+    <w:p/>
+    <w:p/>
+    <w:p/>
+    <w:p/>
+    <w:p>
+      <w:r>
+        <w:t>**</w:t>
+      </w:r>
+      <w:r>
+        <w:t>**</w:t>
+      </w:r>
+    </w:p>
     <w:p>
       <w:pPr>
         <w:pStyle w:val="Heading2"/>
       </w:pPr>
       <w:r>
-        <w:t>Backup</w:t>
-      </w:r>
-    </w:p>
-    <w:p/>
+        <w:t>Edit an Assessment</w:t>
+      </w:r>
+    </w:p>
     <w:p/>
     <w:p>
       <w:r>
@@ -1917,6 +2361,7 @@
       </w:r>
     </w:p>
     <w:p/>
+    <w:p/>
     <w:p>
       <w:r>
         <w:t>**</w:t>
@@ -1925,6 +2370,14 @@
         <w:t>**</w:t>
       </w:r>
     </w:p>
+    <w:p>
+      <w:pPr>
+        <w:pStyle w:val="Heading2"/>
+      </w:pPr>
+      <w:r>
+        <w:t>Delete an Assessment</w:t>
+      </w:r>
+    </w:p>
     <w:p/>
     <w:p>
       <w:r>
@@ -1937,17 +2390,40 @@
     <w:p/>
     <w:p/>
     <w:p/>
-    <w:p/>
     <w:p>
       <w:pPr>
         <w:pStyle w:val="Heading2"/>
       </w:pPr>
       <w:r>
-        <w:t>Restore</w:t>
-      </w:r>
-    </w:p>
-    <w:p/>
-    <w:p/>
+        <w:t>Fiscal Year Lock</w:t>
+      </w:r>
+    </w:p>
+    <w:p/>
+    <w:p>
+      <w:pPr>
+        <w:pStyle w:val="Heading1"/>
+      </w:pPr>
+      <w:r>
+        <w:t>13. Fee Catalog</w:t>
+      </w:r>
+    </w:p>
+    <w:p>
+      <w:pPr>
+        <w:pStyle w:val="Heading2"/>
+      </w:pPr>
+      <w:r>
+        <w:t>What This Feature Does</w:t>
+      </w:r>
+    </w:p>
+    <w:p/>
+    <w:p>
+      <w:pPr>
+        <w:pStyle w:val="Heading2"/>
+      </w:pPr>
+      <w:r>
+        <w:t>Add a Fee</w:t>
+      </w:r>
+    </w:p>
     <w:p>
       <w:r>
         <w:t>**</w:t>
@@ -1956,11 +2432,6 @@
         <w:t>**</w:t>
       </w:r>
     </w:p>
-    <w:p/>
-    <w:p/>
-    <w:p/>
-    <w:p/>
-    <w:p/>
     <w:p>
       <w:r>
         <w:t>**</w:t>
@@ -1969,6 +2440,10 @@
         <w:t>**</w:t>
       </w:r>
     </w:p>
+    <w:p/>
+    <w:p/>
+    <w:p/>
+    <w:p/>
     <w:p>
       <w:r>
         <w:t>**</w:t>
@@ -1977,14 +2452,82 @@
         <w:t>**</w:t>
       </w:r>
     </w:p>
-    <w:p/>
-    <w:p/>
     <w:p>
       <w:pPr>
         <w:pStyle w:val="Heading2"/>
       </w:pPr>
       <w:r>
-        <w:t>Audit Log</w:t>
+        <w:t>Edit a Fee</w:t>
+      </w:r>
+    </w:p>
+    <w:p>
+      <w:r>
+        <w:t>**</w:t>
+      </w:r>
+      <w:r>
+        <w:t>**</w:t>
+      </w:r>
+    </w:p>
+    <w:p/>
+    <w:p/>
+    <w:p>
+      <w:r>
+        <w:t>**</w:t>
+      </w:r>
+      <w:r>
+        <w:t>**</w:t>
+      </w:r>
+    </w:p>
+    <w:p>
+      <w:pPr>
+        <w:pStyle w:val="Heading2"/>
+      </w:pPr>
+      <w:r>
+        <w:t>Apply a Fee to an Assessment</w:t>
+      </w:r>
+    </w:p>
+    <w:p/>
+    <w:p>
+      <w:r>
+        <w:t>**</w:t>
+      </w:r>
+      <w:r>
+        <w:t>**</w:t>
+      </w:r>
+    </w:p>
+    <w:p/>
+    <w:p/>
+    <w:p>
+      <w:r>
+        <w:t>**</w:t>
+      </w:r>
+      <w:r>
+        <w:t>**</w:t>
+      </w:r>
+    </w:p>
+    <w:p/>
+    <w:p>
+      <w:r>
+        <w:t>**</w:t>
+      </w:r>
+      <w:r>
+        <w:t>**</w:t>
+      </w:r>
+    </w:p>
+    <w:p>
+      <w:pPr>
+        <w:pStyle w:val="Heading1"/>
+      </w:pPr>
+      <w:r>
+        <w:t>14. Payments</w:t>
+      </w:r>
+    </w:p>
+    <w:p>
+      <w:pPr>
+        <w:pStyle w:val="Heading2"/>
+      </w:pPr>
+      <w:r>
+        <w:t>What This Feature Does</w:t>
       </w:r>
     </w:p>
     <w:p/>
@@ -2014,11 +2557,40 @@
         <w:pStyle w:val="ListBullet"/>
       </w:pPr>
     </w:p>
+    <w:p/>
     <w:p>
       <w:pPr>
         <w:pStyle w:val="ListBullet"/>
       </w:pPr>
     </w:p>
+    <w:p>
+      <w:pPr>
+        <w:pStyle w:val="ListBullet"/>
+      </w:pPr>
+    </w:p>
+    <w:p>
+      <w:pPr>
+        <w:pStyle w:val="ListBullet"/>
+      </w:pPr>
+    </w:p>
+    <w:p>
+      <w:pPr>
+        <w:pStyle w:val="ListBullet"/>
+      </w:pPr>
+    </w:p>
+    <w:p>
+      <w:pPr>
+        <w:pStyle w:val="ListBullet"/>
+      </w:pPr>
+    </w:p>
+    <w:p>
+      <w:pPr>
+        <w:pStyle w:val="Heading2"/>
+      </w:pPr>
+      <w:r>
+        <w:t>Add a Payment</w:t>
+      </w:r>
+    </w:p>
     <w:p/>
     <w:p>
       <w:r>
@@ -2028,8 +2600,6 @@
         <w:t>**</w:t>
       </w:r>
     </w:p>
-    <w:p/>
-    <w:p/>
     <w:p>
       <w:r>
         <w:t>**</w:t>
@@ -2038,6 +2608,11 @@
         <w:t>**</w:t>
       </w:r>
     </w:p>
+    <w:p/>
+    <w:p/>
+    <w:p/>
+    <w:p/>
+    <w:p/>
     <w:p>
       <w:r>
         <w:t>**</w:t>
@@ -2045,6 +2620,18 @@
       <w:r>
         <w:t>**</w:t>
       </w:r>
+    </w:p>
+    <w:p/>
+    <w:p>
+      <w:pPr>
+        <w:pStyle w:val="Heading2"/>
+      </w:pPr>
+      <w:r>
+        <w:t>Delete a Payment</w:t>
+      </w:r>
+    </w:p>
+    <w:p/>
+    <w:p>
       <w:r>
         <w:t>**</w:t>
       </w:r>
@@ -2052,12 +2639,105 @@
         <w:t>**</w:t>
       </w:r>
     </w:p>
+    <w:p/>
+    <w:p/>
+    <w:p>
+      <w:pPr>
+        <w:pStyle w:val="Heading2"/>
+      </w:pPr>
+      <w:r>
+        <w:t>Find a Payment by OR Number</w:t>
+      </w:r>
+    </w:p>
+    <w:p>
+      <w:r>
+        <w:t>**</w:t>
+      </w:r>
+      <w:r>
+        <w:t>**</w:t>
+      </w:r>
+    </w:p>
+    <w:p/>
+    <w:p>
+      <w:r>
+        <w:t>**</w:t>
+      </w:r>
+      <w:r>
+        <w:t>**</w:t>
+      </w:r>
+    </w:p>
+    <w:p/>
+    <w:p>
+      <w:pPr>
+        <w:pStyle w:val="Heading2"/>
+      </w:pPr>
+      <w:r>
+        <w:t>Preview or Print a Receipt</w:t>
+      </w:r>
+    </w:p>
+    <w:p/>
+    <w:p>
+      <w:r>
+        <w:t>**</w:t>
+      </w:r>
+      <w:r>
+        <w:t>**</w:t>
+      </w:r>
+    </w:p>
+    <w:p/>
+    <w:p/>
+    <w:tbl>
+      <w:tblPr>
+        <w:tblW w:type="auto" w:w="0"/>
+        <w:jc w:val="center"/>
+        <w:tblLayout w:type="fixed"/>
+        <w:tblLook w:firstColumn="1" w:firstRow="1" w:lastColumn="0" w:lastRow="0" w:noHBand="0" w:noVBand="1" w:val="04A0"/>
+        <w:tblBorders>
+          <w:top w:val="single" w:sz="4" w:space="0" w:color="B7C4D4"/>
+          <w:left w:val="single" w:sz="4" w:space="0" w:color="B7C4D4"/>
+          <w:bottom w:val="single" w:sz="4" w:space="0" w:color="B7C4D4"/>
+          <w:right w:val="single" w:sz="4" w:space="0" w:color="B7C4D4"/>
+          <w:insideH w:val="single" w:sz="4" w:space="0" w:color="B7C4D4"/>
+          <w:insideV w:val="single" w:sz="4" w:space="0" w:color="B7C4D4"/>
+        </w:tblBorders>
+      </w:tblPr>
+      <w:tblGrid>
+        <w:gridCol w:w="9360"/>
+      </w:tblGrid>
+      <w:tr>
+        <w:tc>
+          <w:tcPr>
+            <w:tcW w:type="dxa" w:w="9360"/>
+            <w:shd w:fill="FFF8E1"/>
+            <w:tcMar>
+              <w:top w:w="120" w:type="dxa"/>
+              <w:bottom w:w="120" w:type="dxa"/>
+              <w:left w:w="160" w:type="dxa"/>
+              <w:right w:w="160" w:type="dxa"/>
+            </w:tcMar>
+          </w:tcPr>
+          <w:p>
+            <w:pPr>
+              <w:spacing w:after="0"/>
+            </w:pPr>
+            <w:r>
+              <w:rPr>
+                <w:rFonts w:ascii="Calibri" w:hAnsi="Calibri"/>
+                <w:sz w:val="21"/>
+              </w:rPr>
+              <w:t>Note: Receipt preview should be checked against office receipt policy before being used as taxpayer-facing proof.</w:t>
+            </w:r>
+          </w:p>
+        </w:tc>
+      </w:tr>
+    </w:tbl>
+    <w:p/>
     <w:p>
       <w:pPr>
         <w:pStyle w:val="Heading1"/>
       </w:pPr>
       <w:r>
-        <w:t>Account Settings</w:t>
+        <w:t>15. Receipt Verification</w:t>
       </w:r>
     </w:p>
     <w:p>
@@ -2065,12 +2745,18 @@
         <w:pStyle w:val="Heading2"/>
       </w:pPr>
       <w:r>
-        <w:t>Update Profile Details</w:t>
-      </w:r>
-    </w:p>
-    <w:p/>
-    <w:p/>
-    <w:p/>
+        <w:t>What This Feature Does</w:t>
+      </w:r>
+    </w:p>
+    <w:p/>
+    <w:p>
+      <w:pPr>
+        <w:pStyle w:val="Heading2"/>
+      </w:pPr>
+      <w:r>
+        <w:t>Verify by QR Payload</w:t>
+      </w:r>
+    </w:p>
     <w:p>
       <w:r>
         <w:t>**</w:t>
@@ -2080,7 +2766,6 @@
       </w:r>
     </w:p>
     <w:p/>
-    <w:p/>
     <w:p>
       <w:r>
         <w:t>**</w:t>
@@ -2089,12 +2774,13 @@
         <w:t>**</w:t>
       </w:r>
     </w:p>
+    <w:p/>
     <w:p>
       <w:pPr>
         <w:pStyle w:val="Heading2"/>
       </w:pPr>
       <w:r>
-        <w:t>Change Password</w:t>
+        <w:t>Verify Manually</w:t>
       </w:r>
     </w:p>
     <w:p>
@@ -2107,17 +2793,31 @@
     </w:p>
     <w:p/>
     <w:p/>
-    <w:p/>
-    <w:p/>
+    <w:p>
+      <w:r>
+        <w:t>**</w:t>
+      </w:r>
+      <w:r>
+        <w:t>**</w:t>
+      </w:r>
+    </w:p>
+    <w:p/>
+    <w:p>
+      <w:pPr>
+        <w:pStyle w:val="Heading1"/>
+      </w:pPr>
+      <w:r>
+        <w:t>16. Reports</w:t>
+      </w:r>
+    </w:p>
     <w:p>
       <w:pPr>
         <w:pStyle w:val="Heading2"/>
       </w:pPr>
       <w:r>
-        <w:t>Notifications</w:t>
-      </w:r>
-    </w:p>
-    <w:p/>
+        <w:t>What Reports Are For</w:t>
+      </w:r>
+    </w:p>
     <w:p/>
     <w:p/>
     <w:p>
@@ -2147,10 +2847,119 @@
     </w:p>
     <w:p>
       <w:pPr>
+        <w:pStyle w:val="ListBullet"/>
+      </w:pPr>
+    </w:p>
+    <w:p>
+      <w:pPr>
+        <w:pStyle w:val="ListBullet"/>
+      </w:pPr>
+    </w:p>
+    <w:p>
+      <w:pPr>
+        <w:pStyle w:val="Heading2"/>
+      </w:pPr>
+      <w:r>
+        <w:t>View Reports</w:t>
+      </w:r>
+    </w:p>
+    <w:p>
+      <w:r>
+        <w:t>**</w:t>
+      </w:r>
+      <w:r>
+        <w:t>**</w:t>
+      </w:r>
+    </w:p>
+    <w:p/>
+    <w:p/>
+    <w:p>
+      <w:pPr>
+        <w:pStyle w:val="Heading2"/>
+      </w:pPr>
+      <w:r>
+        <w:t>Print Collection Summary</w:t>
+      </w:r>
+    </w:p>
+    <w:p>
+      <w:r>
+        <w:t>**</w:t>
+      </w:r>
+      <w:r>
+        <w:t>**</w:t>
+      </w:r>
+    </w:p>
+    <w:p/>
+    <w:p>
+      <w:r>
+        <w:t>**</w:t>
+      </w:r>
+      <w:r>
+        <w:t>**</w:t>
+      </w:r>
+    </w:p>
+    <w:p/>
+    <w:p/>
+    <w:p>
+      <w:pPr>
+        <w:pStyle w:val="Heading2"/>
+      </w:pPr>
+      <w:r>
+        <w:t>Print Delinquent List</w:t>
+      </w:r>
+    </w:p>
+    <w:p>
+      <w:r>
+        <w:t>**</w:t>
+      </w:r>
+      <w:r>
+        <w:t>**</w:t>
+      </w:r>
+    </w:p>
+    <w:p/>
+    <w:p>
+      <w:r>
+        <w:t>**</w:t>
+      </w:r>
+      <w:r>
+        <w:t>**</w:t>
+      </w:r>
+    </w:p>
+    <w:p/>
+    <w:p/>
+    <w:p>
+      <w:pPr>
+        <w:pStyle w:val="Heading2"/>
+      </w:pPr>
+      <w:r>
+        <w:t>Print Delinquency Notices</w:t>
+      </w:r>
+    </w:p>
+    <w:p>
+      <w:r>
+        <w:t>**</w:t>
+      </w:r>
+      <w:r>
+        <w:t>**</w:t>
+      </w:r>
+    </w:p>
+    <w:p/>
+    <w:p>
+      <w:r>
+        <w:t>**</w:t>
+      </w:r>
+      <w:r>
+        <w:t>**</w:t>
+      </w:r>
+    </w:p>
+    <w:p/>
+    <w:p/>
+    <w:p>
+      <w:pPr>
         <w:pStyle w:val="Heading1"/>
       </w:pPr>
       <w:r>
-        <w:t>Common Tasks</w:t>
+        <w:t>17. Import Records</w:t>
       </w:r>
     </w:p>
     <w:p>
@@ -2158,7 +2967,29 @@
         <w:pStyle w:val="Heading2"/>
       </w:pPr>
       <w:r>
-        <w:t>Create a New Business Record</w:t>
+        <w:t>What Import Does</w:t>
+      </w:r>
+    </w:p>
+    <w:p/>
+    <w:p/>
+    <w:p>
+      <w:pPr>
+        <w:pStyle w:val="Heading2"/>
+      </w:pPr>
+      <w:r>
+        <w:t>Before Importing</w:t>
+      </w:r>
+    </w:p>
+    <w:p/>
+    <w:p/>
+    <w:p/>
+    <w:p/>
+    <w:p>
+      <w:pPr>
+        <w:pStyle w:val="Heading2"/>
+      </w:pPr>
+      <w:r>
+        <w:t>Import Steps</w:t>
       </w:r>
     </w:p>
     <w:p>
@@ -2171,6 +3002,226 @@
     </w:p>
     <w:p/>
     <w:p/>
+    <w:p/>
+    <w:p/>
+    <w:p/>
+    <w:p>
+      <w:pPr>
+        <w:pStyle w:val="Heading2"/>
+      </w:pPr>
+      <w:r>
+        <w:t>Recommended Import Columns</w:t>
+      </w:r>
+    </w:p>
+    <w:p/>
+    <w:p>
+      <w:pPr>
+        <w:pStyle w:val="ListBullet"/>
+      </w:pPr>
+    </w:p>
+    <w:p>
+      <w:pPr>
+        <w:pStyle w:val="ListBullet"/>
+      </w:pPr>
+    </w:p>
+    <w:p>
+      <w:pPr>
+        <w:pStyle w:val="ListBullet"/>
+      </w:pPr>
+    </w:p>
+    <w:p>
+      <w:pPr>
+        <w:pStyle w:val="ListBullet"/>
+      </w:pPr>
+    </w:p>
+    <w:p>
+      <w:pPr>
+        <w:pStyle w:val="ListBullet"/>
+      </w:pPr>
+    </w:p>
+    <w:p>
+      <w:pPr>
+        <w:pStyle w:val="ListBullet"/>
+      </w:pPr>
+    </w:p>
+    <w:p>
+      <w:pPr>
+        <w:pStyle w:val="ListBullet"/>
+      </w:pPr>
+    </w:p>
+    <w:p>
+      <w:pPr>
+        <w:pStyle w:val="ListBullet"/>
+      </w:pPr>
+    </w:p>
+    <w:p>
+      <w:pPr>
+        <w:pStyle w:val="ListBullet"/>
+      </w:pPr>
+    </w:p>
+    <w:p>
+      <w:pPr>
+        <w:pStyle w:val="ListBullet"/>
+      </w:pPr>
+    </w:p>
+    <w:p>
+      <w:pPr>
+        <w:pStyle w:val="ListBullet"/>
+      </w:pPr>
+    </w:p>
+    <w:p>
+      <w:pPr>
+        <w:pStyle w:val="ListBullet"/>
+      </w:pPr>
+    </w:p>
+    <w:p>
+      <w:pPr>
+        <w:pStyle w:val="ListBullet"/>
+      </w:pPr>
+    </w:p>
+    <w:p>
+      <w:pPr>
+        <w:pStyle w:val="ListBullet"/>
+      </w:pPr>
+    </w:p>
+    <w:p>
+      <w:pPr>
+        <w:pStyle w:val="ListBullet"/>
+      </w:pPr>
+    </w:p>
+    <w:p>
+      <w:pPr>
+        <w:pStyle w:val="ListBullet"/>
+      </w:pPr>
+    </w:p>
+    <w:p>
+      <w:pPr>
+        <w:pStyle w:val="ListBullet"/>
+      </w:pPr>
+    </w:p>
+    <w:p>
+      <w:pPr>
+        <w:pStyle w:val="ListBullet"/>
+      </w:pPr>
+    </w:p>
+    <w:p>
+      <w:pPr>
+        <w:pStyle w:val="ListBullet"/>
+      </w:pPr>
+    </w:p>
+    <w:p>
+      <w:pPr>
+        <w:pStyle w:val="ListBullet"/>
+      </w:pPr>
+    </w:p>
+    <w:p>
+      <w:pPr>
+        <w:pStyle w:val="ListBullet"/>
+      </w:pPr>
+    </w:p>
+    <w:p>
+      <w:pPr>
+        <w:pStyle w:val="ListBullet"/>
+      </w:pPr>
+    </w:p>
+    <w:p>
+      <w:pPr>
+        <w:pStyle w:val="ListBullet"/>
+      </w:pPr>
+    </w:p>
+    <w:p>
+      <w:pPr>
+        <w:pStyle w:val="ListBullet"/>
+      </w:pPr>
+    </w:p>
+    <w:p>
+      <w:pPr>
+        <w:pStyle w:val="ListBullet"/>
+      </w:pPr>
+    </w:p>
+    <w:p>
+      <w:pPr>
+        <w:pStyle w:val="ListBullet"/>
+      </w:pPr>
+    </w:p>
+    <w:p>
+      <w:pPr>
+        <w:pStyle w:val="ListBullet"/>
+      </w:pPr>
+    </w:p>
+    <w:p>
+      <w:pPr>
+        <w:pStyle w:val="Heading2"/>
+      </w:pPr>
+      <w:r>
+        <w:t>Common Import Problems</w:t>
+      </w:r>
+    </w:p>
+    <w:p>
+      <w:pPr>
+        <w:pStyle w:val="ListBullet"/>
+      </w:pPr>
+    </w:p>
+    <w:p>
+      <w:pPr>
+        <w:pStyle w:val="ListBullet"/>
+      </w:pPr>
+    </w:p>
+    <w:p>
+      <w:pPr>
+        <w:pStyle w:val="ListBullet"/>
+      </w:pPr>
+    </w:p>
+    <w:p>
+      <w:pPr>
+        <w:pStyle w:val="ListBullet"/>
+      </w:pPr>
+    </w:p>
+    <w:p>
+      <w:pPr>
+        <w:pStyle w:val="ListBullet"/>
+      </w:pPr>
+    </w:p>
+    <w:p>
+      <w:pPr>
+        <w:pStyle w:val="ListBullet"/>
+      </w:pPr>
+    </w:p>
+    <w:p>
+      <w:pPr>
+        <w:pStyle w:val="ListBullet"/>
+      </w:pPr>
+    </w:p>
+    <w:p>
+      <w:pPr>
+        <w:pStyle w:val="ListBullet"/>
+      </w:pPr>
+    </w:p>
+    <w:p>
+      <w:pPr>
+        <w:pStyle w:val="Heading1"/>
+      </w:pPr>
+      <w:r>
+        <w:t>18. Export Records</w:t>
+      </w:r>
+    </w:p>
+    <w:p>
+      <w:pPr>
+        <w:pStyle w:val="Heading2"/>
+      </w:pPr>
+      <w:r>
+        <w:t>What Export Does</w:t>
+      </w:r>
+    </w:p>
+    <w:p/>
+    <w:p>
+      <w:pPr>
+        <w:pStyle w:val="Heading2"/>
+      </w:pPr>
+      <w:r>
+        <w:t>Export Steps</w:t>
+      </w:r>
+    </w:p>
     <w:p>
       <w:r>
         <w:t>**</w:t>
@@ -2179,17 +3230,42 @@
         <w:t>**</w:t>
       </w:r>
     </w:p>
+    <w:p/>
+    <w:p/>
+    <w:p>
+      <w:r>
+        <w:t>**</w:t>
+      </w:r>
+      <w:r>
+        <w:t>**</w:t>
+      </w:r>
+    </w:p>
+    <w:p/>
+    <w:p>
+      <w:pPr>
+        <w:pStyle w:val="Heading1"/>
+      </w:pPr>
+      <w:r>
+        <w:t>19. Backup and Restore</w:t>
+      </w:r>
+    </w:p>
     <w:p>
       <w:pPr>
         <w:pStyle w:val="Heading2"/>
       </w:pPr>
       <w:r>
-        <w:t>Edit a Business Record</w:t>
-      </w:r>
-    </w:p>
-    <w:p/>
-    <w:p/>
-    <w:p/>
+        <w:t>Why Backup Matters</w:t>
+      </w:r>
+    </w:p>
+    <w:p/>
+    <w:p>
+      <w:pPr>
+        <w:pStyle w:val="Heading2"/>
+      </w:pPr>
+      <w:r>
+        <w:t>Set Backup Folder</w:t>
+      </w:r>
+    </w:p>
     <w:p>
       <w:r>
         <w:t>**</w:t>
@@ -2198,15 +3274,40 @@
         <w:t>**</w:t>
       </w:r>
     </w:p>
+    <w:p/>
+    <w:p>
+      <w:r>
+        <w:t>**</w:t>
+      </w:r>
+      <w:r>
+        <w:t>**</w:t>
+      </w:r>
+    </w:p>
+    <w:p/>
+    <w:p>
+      <w:pPr>
+        <w:pStyle w:val="ListBullet"/>
+      </w:pPr>
+    </w:p>
+    <w:p>
+      <w:pPr>
+        <w:pStyle w:val="ListBullet"/>
+      </w:pPr>
+    </w:p>
+    <w:p>
+      <w:pPr>
+        <w:pStyle w:val="ListBullet"/>
+      </w:pPr>
+    </w:p>
+    <w:p/>
     <w:p>
       <w:pPr>
         <w:pStyle w:val="Heading2"/>
       </w:pPr>
       <w:r>
-        <w:t>Delete a Business Record</w:t>
-      </w:r>
-    </w:p>
-    <w:p/>
+        <w:t>Create a Backup</w:t>
+      </w:r>
+    </w:p>
     <w:p>
       <w:r>
         <w:t>**</w:t>
@@ -2217,12 +3318,14 @@
     </w:p>
     <w:p/>
     <w:p/>
+    <w:p/>
+    <w:p/>
     <w:p>
       <w:pPr>
         <w:pStyle w:val="Heading2"/>
       </w:pPr>
       <w:r>
-        <w:t>Add a Renewal Assessment</w:t>
+        <w:t>Restore from Backup</w:t>
       </w:r>
     </w:p>
     <w:p/>
@@ -2234,6 +3337,19 @@
         <w:t>**</w:t>
       </w:r>
     </w:p>
+    <w:p/>
+    <w:p/>
+    <w:p/>
+    <w:p/>
+    <w:p/>
+    <w:p>
+      <w:pPr>
+        <w:pStyle w:val="Heading2"/>
+      </w:pPr>
+      <w:r>
+        <w:t>Restore Last Save</w:t>
+      </w:r>
+    </w:p>
     <w:p>
       <w:r>
         <w:t>**</w:t>
@@ -2242,7 +3358,6 @@
         <w:t>**</w:t>
       </w:r>
     </w:p>
-    <w:p/>
     <w:p>
       <w:r>
         <w:t>**</w:t>
@@ -2252,14 +3367,198 @@
       </w:r>
     </w:p>
     <w:p>
+      <w:r>
+        <w:t>**</w:t>
+      </w:r>
+      <w:r>
+        <w:t>**</w:t>
+      </w:r>
+    </w:p>
+    <w:p/>
+    <w:p/>
+    <w:p/>
+    <w:tbl>
+      <w:tblPr>
+        <w:tblW w:type="auto" w:w="0"/>
+        <w:jc w:val="center"/>
+        <w:tblLayout w:type="fixed"/>
+        <w:tblLook w:firstColumn="1" w:firstRow="1" w:lastColumn="0" w:lastRow="0" w:noHBand="0" w:noVBand="1" w:val="04A0"/>
+        <w:tblBorders>
+          <w:top w:val="single" w:sz="4" w:space="0" w:color="B7C4D4"/>
+          <w:left w:val="single" w:sz="4" w:space="0" w:color="B7C4D4"/>
+          <w:bottom w:val="single" w:sz="4" w:space="0" w:color="B7C4D4"/>
+          <w:right w:val="single" w:sz="4" w:space="0" w:color="B7C4D4"/>
+          <w:insideH w:val="single" w:sz="4" w:space="0" w:color="B7C4D4"/>
+          <w:insideV w:val="single" w:sz="4" w:space="0" w:color="B7C4D4"/>
+        </w:tblBorders>
+      </w:tblPr>
+      <w:tblGrid>
+        <w:gridCol w:w="9360"/>
+      </w:tblGrid>
+      <w:tr>
+        <w:tc>
+          <w:tcPr>
+            <w:tcW w:type="dxa" w:w="9360"/>
+            <w:shd w:fill="FFF8E1"/>
+            <w:tcMar>
+              <w:top w:w="120" w:type="dxa"/>
+              <w:bottom w:w="120" w:type="dxa"/>
+              <w:left w:w="160" w:type="dxa"/>
+              <w:right w:w="160" w:type="dxa"/>
+            </w:tcMar>
+          </w:tcPr>
+          <w:p>
+            <w:pPr>
+              <w:spacing w:after="0"/>
+            </w:pPr>
+            <w:r>
+              <w:rPr>
+                <w:rFonts w:ascii="Calibri" w:hAnsi="Calibri"/>
+                <w:sz w:val="21"/>
+              </w:rPr>
+              <w:t>Important: Never restore a backup just to "check what is inside." Ask the Admin to copy the database to a safe test folder if review is needed.</w:t>
+            </w:r>
+          </w:p>
+        </w:tc>
+      </w:tr>
+    </w:tbl>
+    <w:p/>
+    <w:p>
+      <w:pPr>
+        <w:pStyle w:val="Heading1"/>
+      </w:pPr>
+      <w:r>
+        <w:t>20. Archive and Purge</w:t>
+      </w:r>
+    </w:p>
+    <w:p>
       <w:pPr>
         <w:pStyle w:val="Heading2"/>
       </w:pPr>
       <w:r>
-        <w:t>Record a Payment</w:t>
-      </w:r>
-    </w:p>
-    <w:p/>
+        <w:t>What Archive and Purge Does</w:t>
+      </w:r>
+    </w:p>
+    <w:p/>
+    <w:p/>
+    <w:p>
+      <w:pPr>
+        <w:pStyle w:val="Heading2"/>
+      </w:pPr>
+      <w:r>
+        <w:t>Recommended Before Archive or Purge</w:t>
+      </w:r>
+    </w:p>
+    <w:p/>
+    <w:p/>
+    <w:p/>
+    <w:p/>
+    <w:p/>
+    <w:p>
+      <w:pPr>
+        <w:pStyle w:val="Heading2"/>
+      </w:pPr>
+      <w:r>
+        <w:t>Archive or Purge Steps</w:t>
+      </w:r>
+    </w:p>
+    <w:p/>
+    <w:p/>
+    <w:p/>
+    <w:p/>
+    <w:p/>
+    <w:p/>
+    <w:p>
+      <w:pPr>
+        <w:pStyle w:val="Heading1"/>
+      </w:pPr>
+      <w:r>
+        <w:t>21. Settings</w:t>
+      </w:r>
+    </w:p>
+    <w:p>
+      <w:pPr>
+        <w:pStyle w:val="Heading2"/>
+      </w:pPr>
+      <w:r>
+        <w:t>What Settings Control</w:t>
+      </w:r>
+    </w:p>
+    <w:p/>
+    <w:p/>
+    <w:p>
+      <w:pPr>
+        <w:pStyle w:val="ListBullet"/>
+      </w:pPr>
+    </w:p>
+    <w:p>
+      <w:pPr>
+        <w:pStyle w:val="ListBullet"/>
+      </w:pPr>
+    </w:p>
+    <w:p>
+      <w:pPr>
+        <w:pStyle w:val="ListBullet"/>
+      </w:pPr>
+    </w:p>
+    <w:p>
+      <w:pPr>
+        <w:pStyle w:val="ListBullet"/>
+      </w:pPr>
+    </w:p>
+    <w:p>
+      <w:pPr>
+        <w:pStyle w:val="ListBullet"/>
+      </w:pPr>
+    </w:p>
+    <w:p>
+      <w:pPr>
+        <w:pStyle w:val="ListBullet"/>
+      </w:pPr>
+    </w:p>
+    <w:p>
+      <w:pPr>
+        <w:pStyle w:val="ListBullet"/>
+      </w:pPr>
+    </w:p>
+    <w:p>
+      <w:pPr>
+        <w:pStyle w:val="ListBullet"/>
+      </w:pPr>
+    </w:p>
+    <w:p>
+      <w:pPr>
+        <w:pStyle w:val="ListBullet"/>
+      </w:pPr>
+    </w:p>
+    <w:p>
+      <w:pPr>
+        <w:pStyle w:val="ListBullet"/>
+      </w:pPr>
+    </w:p>
+    <w:p>
+      <w:pPr>
+        <w:pStyle w:val="ListBullet"/>
+      </w:pPr>
+    </w:p>
+    <w:p>
+      <w:pPr>
+        <w:pStyle w:val="ListBullet"/>
+      </w:pPr>
+    </w:p>
+    <w:p>
+      <w:pPr>
+        <w:pStyle w:val="ListBullet"/>
+      </w:pPr>
+    </w:p>
+    <w:p>
+      <w:pPr>
+        <w:pStyle w:val="Heading2"/>
+      </w:pPr>
+      <w:r>
+        <w:t>Update LGU and Report Details</w:t>
+      </w:r>
+    </w:p>
     <w:p>
       <w:r>
         <w:t>**</w:t>
@@ -2269,6 +3568,7 @@
       </w:r>
     </w:p>
     <w:p/>
+    <w:p/>
     <w:p>
       <w:r>
         <w:t>**</w:t>
@@ -2277,13 +3577,12 @@
         <w:t>**</w:t>
       </w:r>
     </w:p>
-    <w:p/>
     <w:p>
       <w:pPr>
         <w:pStyle w:val="Heading2"/>
       </w:pPr>
       <w:r>
-        <w:t>Track a Delinquent Business</w:t>
+        <w:t>Lock a Fiscal Year</w:t>
       </w:r>
     </w:p>
     <w:p>
@@ -2294,6 +3593,18 @@
         <w:t>**</w:t>
       </w:r>
     </w:p>
+    <w:p/>
+    <w:p/>
+    <w:p/>
+    <w:p/>
+    <w:p>
+      <w:pPr>
+        <w:pStyle w:val="Heading2"/>
+      </w:pPr>
+      <w:r>
+        <w:t>Change Theme</w:t>
+      </w:r>
+    </w:p>
     <w:p>
       <w:r>
         <w:t>**</w:t>
@@ -2303,6 +3614,7 @@
       </w:r>
     </w:p>
     <w:p/>
+    <w:p/>
     <w:p>
       <w:r>
         <w:t>**</w:t>
@@ -2311,13 +3623,12 @@
         <w:t>**</w:t>
       </w:r>
     </w:p>
-    <w:p/>
     <w:p>
       <w:pPr>
         <w:pStyle w:val="Heading2"/>
       </w:pPr>
       <w:r>
-        <w:t>View Reports</w:t>
+        <w:t>Run System Health Check</w:t>
       </w:r>
     </w:p>
     <w:p>
@@ -2328,15 +3639,100 @@
         <w:t>**</w:t>
       </w:r>
     </w:p>
-    <w:p/>
-    <w:p/>
-    <w:p/>
+    <w:p>
+      <w:r>
+        <w:t>**</w:t>
+      </w:r>
+      <w:r>
+        <w:t>**</w:t>
+      </w:r>
+    </w:p>
+    <w:p/>
+    <w:p/>
+    <w:p>
+      <w:pPr>
+        <w:pStyle w:val="ListBullet"/>
+      </w:pPr>
+    </w:p>
+    <w:p>
+      <w:pPr>
+        <w:pStyle w:val="ListBullet"/>
+      </w:pPr>
+    </w:p>
+    <w:p>
+      <w:pPr>
+        <w:pStyle w:val="ListBullet"/>
+      </w:pPr>
+    </w:p>
+    <w:p>
+      <w:pPr>
+        <w:pStyle w:val="ListBullet"/>
+      </w:pPr>
+    </w:p>
+    <w:p>
+      <w:pPr>
+        <w:pStyle w:val="ListBullet"/>
+      </w:pPr>
+    </w:p>
+    <w:p>
+      <w:pPr>
+        <w:pStyle w:val="Heading1"/>
+      </w:pPr>
+      <w:r>
+        <w:t>22. Audit Log</w:t>
+      </w:r>
+    </w:p>
     <w:p>
       <w:pPr>
         <w:pStyle w:val="Heading2"/>
       </w:pPr>
       <w:r>
-        <w:t>Submit or Print a Report</w:t>
+        <w:t>What the Audit Log Shows</w:t>
+      </w:r>
+    </w:p>
+    <w:p/>
+    <w:p/>
+    <w:p>
+      <w:pPr>
+        <w:pStyle w:val="ListBullet"/>
+      </w:pPr>
+    </w:p>
+    <w:p>
+      <w:pPr>
+        <w:pStyle w:val="ListBullet"/>
+      </w:pPr>
+    </w:p>
+    <w:p>
+      <w:pPr>
+        <w:pStyle w:val="ListBullet"/>
+      </w:pPr>
+    </w:p>
+    <w:p>
+      <w:pPr>
+        <w:pStyle w:val="ListBullet"/>
+      </w:pPr>
+    </w:p>
+    <w:p>
+      <w:pPr>
+        <w:pStyle w:val="ListBullet"/>
+      </w:pPr>
+    </w:p>
+    <w:p>
+      <w:pPr>
+        <w:pStyle w:val="ListBullet"/>
+      </w:pPr>
+    </w:p>
+    <w:p>
+      <w:pPr>
+        <w:pStyle w:val="ListBullet"/>
+      </w:pPr>
+    </w:p>
+    <w:p>
+      <w:pPr>
+        <w:pStyle w:val="Heading2"/>
+      </w:pPr>
+      <w:r>
+        <w:t>Review Audit Log</w:t>
       </w:r>
     </w:p>
     <w:p>
@@ -2348,6 +3744,16 @@
       </w:r>
     </w:p>
     <w:p/>
+    <w:p/>
+    <w:p/>
+    <w:p>
+      <w:pPr>
+        <w:pStyle w:val="Heading2"/>
+      </w:pPr>
+      <w:r>
+        <w:t>Verify Audit Chain</w:t>
+      </w:r>
+    </w:p>
     <w:p>
       <w:r>
         <w:t>**</w:t>
@@ -2355,12 +3761,35 @@
       <w:r>
         <w:t>**</w:t>
       </w:r>
+    </w:p>
+    <w:p>
       <w:r>
         <w:t>**</w:t>
       </w:r>
       <w:r>
         <w:t>**</w:t>
       </w:r>
+    </w:p>
+    <w:p/>
+    <w:p/>
+    <w:p>
+      <w:pPr>
+        <w:pStyle w:val="Heading1"/>
+      </w:pPr>
+      <w:r>
+        <w:t>23. Users and Passwords</w:t>
+      </w:r>
+    </w:p>
+    <w:p>
+      <w:pPr>
+        <w:pStyle w:val="Heading2"/>
+      </w:pPr>
+      <w:r>
+        <w:t>Create a User</w:t>
+      </w:r>
+    </w:p>
+    <w:p/>
+    <w:p>
       <w:r>
         <w:t>**</w:t>
       </w:r>
@@ -2368,14 +3797,34 @@
         <w:t>**</w:t>
       </w:r>
     </w:p>
-    <w:p/>
+    <w:p>
+      <w:r>
+        <w:t>**</w:t>
+      </w:r>
+      <w:r>
+        <w:t>**</w:t>
+      </w:r>
+    </w:p>
+    <w:p/>
+    <w:p/>
+    <w:p/>
+    <w:p/>
+    <w:p/>
+    <w:p>
+      <w:r>
+        <w:t>**</w:t>
+      </w:r>
+      <w:r>
+        <w:t>**</w:t>
+      </w:r>
+    </w:p>
     <w:p/>
     <w:p>
       <w:pPr>
         <w:pStyle w:val="Heading2"/>
       </w:pPr>
       <w:r>
-        <w:t>Import Existing Records from Excel</w:t>
+        <w:t>Edit a User</w:t>
       </w:r>
     </w:p>
     <w:p/>
@@ -2389,13 +3838,20 @@
     </w:p>
     <w:p/>
     <w:p/>
-    <w:p/>
+    <w:p>
+      <w:r>
+        <w:t>**</w:t>
+      </w:r>
+      <w:r>
+        <w:t>**</w:t>
+      </w:r>
+    </w:p>
     <w:p>
       <w:pPr>
         <w:pStyle w:val="Heading2"/>
       </w:pPr>
       <w:r>
-        <w:t>Make a Backup Before Major Work</w:t>
+        <w:t>Disable a User</w:t>
       </w:r>
     </w:p>
     <w:p>
@@ -2408,13 +3864,70 @@
     </w:p>
     <w:p/>
     <w:p/>
+    <w:p>
+      <w:r>
+        <w:t>**</w:t>
+      </w:r>
+      <w:r>
+        <w:t>**</w:t>
+      </w:r>
+    </w:p>
+    <w:p/>
+    <w:p>
+      <w:pPr>
+        <w:pStyle w:val="Heading2"/>
+      </w:pPr>
+      <w:r>
+        <w:t>Change Your Own Password</w:t>
+      </w:r>
+    </w:p>
+    <w:p>
+      <w:r>
+        <w:t>**</w:t>
+      </w:r>
+      <w:r>
+        <w:t>**</w:t>
+      </w:r>
+    </w:p>
+    <w:p/>
+    <w:p/>
+    <w:p/>
+    <w:p/>
+    <w:p>
+      <w:pPr>
+        <w:pStyle w:val="Heading2"/>
+      </w:pPr>
+      <w:r>
+        <w:t>Reset a Forgotten Password</w:t>
+      </w:r>
+    </w:p>
+    <w:p/>
+    <w:p/>
+    <w:p>
+      <w:r>
+        <w:t>**</w:t>
+      </w:r>
+      <w:r>
+        <w:t>**</w:t>
+      </w:r>
+    </w:p>
+    <w:p/>
+    <w:p/>
+    <w:p>
+      <w:r>
+        <w:t>**</w:t>
+      </w:r>
+      <w:r>
+        <w:t>**</w:t>
+      </w:r>
+    </w:p>
     <w:p/>
     <w:p>
       <w:pPr>
         <w:pStyle w:val="Heading1"/>
       </w:pPr>
       <w:r>
-        <w:t>Troubleshooting</w:t>
+        <w:t>24. Common Tasks</w:t>
       </w:r>
     </w:p>
     <w:p>
@@ -2422,7 +3935,51 @@
         <w:pStyle w:val="Heading2"/>
       </w:pPr>
       <w:r>
-        <w:t>I cannot log in</w:t>
+        <w:t>Register a New Business</w:t>
+      </w:r>
+    </w:p>
+    <w:p>
+      <w:r>
+        <w:t>**</w:t>
+      </w:r>
+      <w:r>
+        <w:t>**</w:t>
+      </w:r>
+    </w:p>
+    <w:p>
+      <w:r>
+        <w:t>**</w:t>
+      </w:r>
+      <w:r>
+        <w:t>**</w:t>
+      </w:r>
+    </w:p>
+    <w:p/>
+    <w:p>
+      <w:r>
+        <w:t>**</w:t>
+      </w:r>
+      <w:r>
+        <w:t>**</w:t>
+      </w:r>
+    </w:p>
+    <w:p/>
+    <w:p/>
+    <w:p>
+      <w:r>
+        <w:t>**</w:t>
+      </w:r>
+      <w:r>
+        <w:t>**</w:t>
+      </w:r>
+    </w:p>
+    <w:p/>
+    <w:p>
+      <w:r>
+        <w:t>**</w:t>
+      </w:r>
+      <w:r>
+        <w:t>**</w:t>
       </w:r>
     </w:p>
     <w:p/>
@@ -2431,7 +3988,35 @@
         <w:pStyle w:val="Heading2"/>
       </w:pPr>
       <w:r>
-        <w:t>The account is locked</w:t>
+        <w:t>Renew an Existing Business</w:t>
+      </w:r>
+    </w:p>
+    <w:p/>
+    <w:p/>
+    <w:p/>
+    <w:p>
+      <w:r>
+        <w:t>**</w:t>
+      </w:r>
+      <w:r>
+        <w:t>**</w:t>
+      </w:r>
+    </w:p>
+    <w:p>
+      <w:r>
+        <w:t>**</w:t>
+      </w:r>
+      <w:r>
+        <w:t>**</w:t>
+      </w:r>
+    </w:p>
+    <w:p/>
+    <w:p>
+      <w:r>
+        <w:t>**</w:t>
+      </w:r>
+      <w:r>
+        <w:t>**</w:t>
       </w:r>
     </w:p>
     <w:p/>
@@ -2440,34 +4025,70 @@
         <w:pStyle w:val="Heading2"/>
       </w:pPr>
       <w:r>
-        <w:t>I cannot see some tabs</w:t>
-      </w:r>
-    </w:p>
+        <w:t>Record a Quarterly Payment</w:t>
+      </w:r>
+    </w:p>
+    <w:p/>
+    <w:p/>
+    <w:p>
+      <w:r>
+        <w:t>**</w:t>
+      </w:r>
+      <w:r>
+        <w:t>**</w:t>
+      </w:r>
+    </w:p>
+    <w:p/>
+    <w:p/>
+    <w:p/>
     <w:p/>
     <w:p>
       <w:pPr>
         <w:pStyle w:val="Heading2"/>
       </w:pPr>
       <w:r>
-        <w:t>Import skipped some rows</w:t>
-      </w:r>
-    </w:p>
+        <w:t>Find a Record Quickly</w:t>
+      </w:r>
+    </w:p>
+    <w:p/>
+    <w:p/>
     <w:p/>
     <w:p>
       <w:pPr>
         <w:pStyle w:val="Heading2"/>
       </w:pPr>
       <w:r>
-        <w:t>Backup failed</w:t>
-      </w:r>
-    </w:p>
-    <w:p/>
+        <w:t>Correct a Mistake</w:t>
+      </w:r>
+    </w:p>
+    <w:p/>
+    <w:p/>
+    <w:p/>
+    <w:p/>
+    <w:p/>
+    <w:p/>
+    <w:p/>
+    <w:p/>
+    <w:p/>
+    <w:p/>
+    <w:p/>
+    <w:p/>
+    <w:p/>
+    <w:p/>
+    <w:p>
+      <w:pPr>
+        <w:pStyle w:val="Heading1"/>
+      </w:pPr>
+      <w:r>
+        <w:t>25. Reports for Common Office Needs</w:t>
+      </w:r>
+    </w:p>
     <w:p>
       <w:pPr>
         <w:pStyle w:val="Heading2"/>
       </w:pPr>
       <w:r>
-        <w:t>Dark mode did not apply</w:t>
+        <w:t>Monthly Collection Review</w:t>
       </w:r>
     </w:p>
     <w:p>
@@ -2477,6 +4098,10 @@
       <w:r>
         <w:t>**</w:t>
       </w:r>
+    </w:p>
+    <w:p/>
+    <w:p/>
+    <w:p>
       <w:r>
         <w:t>**</w:t>
       </w:r>
@@ -2484,14 +4109,114 @@
         <w:t>**</w:t>
       </w:r>
     </w:p>
+    <w:p/>
+    <w:p>
+      <w:pPr>
+        <w:pStyle w:val="Heading2"/>
+      </w:pPr>
+      <w:r>
+        <w:t>Delinquent Business Review</w:t>
+      </w:r>
+    </w:p>
+    <w:p>
+      <w:r>
+        <w:t>**</w:t>
+      </w:r>
+      <w:r>
+        <w:t>**</w:t>
+      </w:r>
+    </w:p>
+    <w:p/>
+    <w:p>
+      <w:r>
+        <w:t>**</w:t>
+      </w:r>
+      <w:r>
+        <w:t>**</w:t>
+      </w:r>
+    </w:p>
+    <w:p/>
+    <w:p>
+      <w:r>
+        <w:t>**</w:t>
+      </w:r>
+      <w:r>
+        <w:t>**</w:t>
+      </w:r>
+    </w:p>
+    <w:p/>
+    <w:p>
+      <w:pPr>
+        <w:pStyle w:val="Heading2"/>
+      </w:pPr>
+      <w:r>
+        <w:t>Year-End Review</w:t>
+      </w:r>
+    </w:p>
+    <w:p/>
+    <w:p/>
+    <w:p/>
+    <w:p/>
+    <w:p/>
+    <w:p/>
     <w:p>
       <w:pPr>
         <w:pStyle w:val="Heading1"/>
       </w:pPr>
       <w:r>
-        <w:t>Good Office Practices</w:t>
-      </w:r>
-    </w:p>
+        <w:t>26. Troubleshooting</w:t>
+      </w:r>
+    </w:p>
+    <w:p>
+      <w:pPr>
+        <w:pStyle w:val="Heading2"/>
+      </w:pPr>
+      <w:r>
+        <w:t>I Cannot Log In</w:t>
+      </w:r>
+    </w:p>
+    <w:p/>
+    <w:p>
+      <w:pPr>
+        <w:pStyle w:val="Heading2"/>
+      </w:pPr>
+      <w:r>
+        <w:t>My Account Is Locked</w:t>
+      </w:r>
+    </w:p>
+    <w:p/>
+    <w:p>
+      <w:pPr>
+        <w:pStyle w:val="Heading2"/>
+      </w:pPr>
+      <w:r>
+        <w:t>I Cannot See Some Tabs</w:t>
+      </w:r>
+    </w:p>
+    <w:p/>
+    <w:p>
+      <w:pPr>
+        <w:pStyle w:val="Heading2"/>
+      </w:pPr>
+      <w:r>
+        <w:t>A Field Is Highlighted</w:t>
+      </w:r>
+    </w:p>
+    <w:p/>
+    <w:p/>
+    <w:p/>
+    <w:p/>
+    <w:p/>
+    <w:p>
+      <w:pPr>
+        <w:pStyle w:val="Heading2"/>
+      </w:pPr>
+      <w:r>
+        <w:t>Import Skipped Rows</w:t>
+      </w:r>
+    </w:p>
+    <w:p/>
+    <w:p/>
     <w:p>
       <w:pPr>
         <w:pStyle w:val="ListBullet"/>
@@ -2519,6 +4244,15 @@
     </w:p>
     <w:p>
       <w:pPr>
+        <w:pStyle w:val="Heading2"/>
+      </w:pPr>
+      <w:r>
+        <w:t>Backup Failed</w:t>
+      </w:r>
+    </w:p>
+    <w:p/>
+    <w:p>
+      <w:pPr>
         <w:pStyle w:val="ListBullet"/>
       </w:pPr>
     </w:p>
@@ -2534,12 +4268,97 @@
     </w:p>
     <w:p>
       <w:pPr>
+        <w:pStyle w:val="ListBullet"/>
+      </w:pPr>
+    </w:p>
+    <w:p>
+      <w:pPr>
+        <w:pStyle w:val="Heading2"/>
+      </w:pPr>
+      <w:r>
+        <w:t>Restore Failed</w:t>
+      </w:r>
+    </w:p>
+    <w:p/>
+    <w:p>
+      <w:pPr>
+        <w:pStyle w:val="ListBullet"/>
+      </w:pPr>
+    </w:p>
+    <w:p>
+      <w:pPr>
+        <w:pStyle w:val="ListBullet"/>
+      </w:pPr>
+    </w:p>
+    <w:p>
+      <w:pPr>
+        <w:pStyle w:val="ListBullet"/>
+      </w:pPr>
+    </w:p>
+    <w:p>
+      <w:pPr>
+        <w:pStyle w:val="ListBullet"/>
+      </w:pPr>
+    </w:p>
+    <w:p>
+      <w:pPr>
+        <w:pStyle w:val="Heading2"/>
+      </w:pPr>
+      <w:r>
+        <w:t>Dark Mode Did Not Apply</w:t>
+      </w:r>
+    </w:p>
+    <w:p>
+      <w:r>
+        <w:t>**</w:t>
+      </w:r>
+      <w:r>
+        <w:t>**</w:t>
+      </w:r>
+    </w:p>
+    <w:p>
+      <w:pPr>
+        <w:pStyle w:val="Heading2"/>
+      </w:pPr>
+      <w:r>
+        <w:t>Dashboard Looks Empty</w:t>
+      </w:r>
+    </w:p>
+    <w:p/>
+    <w:p>
+      <w:pPr>
+        <w:pStyle w:val="ListBullet"/>
+      </w:pPr>
+    </w:p>
+    <w:p>
+      <w:pPr>
+        <w:pStyle w:val="ListBullet"/>
+      </w:pPr>
+    </w:p>
+    <w:p>
+      <w:pPr>
+        <w:pStyle w:val="ListBullet"/>
+      </w:pPr>
+    </w:p>
+    <w:p>
+      <w:pPr>
+        <w:pStyle w:val="ListBullet"/>
+      </w:pPr>
+    </w:p>
+    <w:p>
+      <w:pPr>
+        <w:pStyle w:val="ListBullet"/>
+      </w:pPr>
+    </w:p>
+    <w:p>
+      <w:pPr>
         <w:pStyle w:val="Heading1"/>
       </w:pPr>
       <w:r>
-        <w:t>Important Limitations</w:t>
-      </w:r>
-    </w:p>
+        <w:t>27. Office Safety Rules</w:t>
+      </w:r>
+    </w:p>
+    <w:p/>
     <w:p>
       <w:pPr>
         <w:pStyle w:val="ListBullet"/>
@@ -2565,6 +4384,539 @@
         <w:pStyle w:val="ListBullet"/>
       </w:pPr>
     </w:p>
+    <w:p>
+      <w:pPr>
+        <w:pStyle w:val="ListBullet"/>
+      </w:pPr>
+    </w:p>
+    <w:p>
+      <w:pPr>
+        <w:pStyle w:val="ListBullet"/>
+      </w:pPr>
+    </w:p>
+    <w:p>
+      <w:pPr>
+        <w:pStyle w:val="ListBullet"/>
+      </w:pPr>
+    </w:p>
+    <w:p>
+      <w:pPr>
+        <w:pStyle w:val="ListBullet"/>
+      </w:pPr>
+    </w:p>
+    <w:p>
+      <w:pPr>
+        <w:pStyle w:val="ListBullet"/>
+      </w:pPr>
+    </w:p>
+    <w:p>
+      <w:pPr>
+        <w:pStyle w:val="ListBullet"/>
+      </w:pPr>
+    </w:p>
+    <w:p>
+      <w:pPr>
+        <w:pStyle w:val="Heading1"/>
+      </w:pPr>
+      <w:r>
+        <w:t>28. Suggested Daily, Weekly, and Monthly Routine</w:t>
+      </w:r>
+    </w:p>
+    <w:p>
+      <w:pPr>
+        <w:pStyle w:val="Heading2"/>
+      </w:pPr>
+      <w:r>
+        <w:t>Daily</w:t>
+      </w:r>
+    </w:p>
+    <w:p>
+      <w:pPr>
+        <w:pStyle w:val="ListBullet"/>
+      </w:pPr>
+    </w:p>
+    <w:p>
+      <w:pPr>
+        <w:pStyle w:val="ListBullet"/>
+      </w:pPr>
+    </w:p>
+    <w:p>
+      <w:pPr>
+        <w:pStyle w:val="ListBullet"/>
+      </w:pPr>
+    </w:p>
+    <w:p>
+      <w:pPr>
+        <w:pStyle w:val="ListBullet"/>
+      </w:pPr>
+    </w:p>
+    <w:p>
+      <w:pPr>
+        <w:pStyle w:val="Heading2"/>
+      </w:pPr>
+      <w:r>
+        <w:t>Weekly</w:t>
+      </w:r>
+    </w:p>
+    <w:p>
+      <w:pPr>
+        <w:pStyle w:val="ListBullet"/>
+      </w:pPr>
+    </w:p>
+    <w:p>
+      <w:pPr>
+        <w:pStyle w:val="ListBullet"/>
+      </w:pPr>
+    </w:p>
+    <w:p>
+      <w:pPr>
+        <w:pStyle w:val="ListBullet"/>
+      </w:pPr>
+    </w:p>
+    <w:p>
+      <w:pPr>
+        <w:pStyle w:val="ListBullet"/>
+      </w:pPr>
+    </w:p>
+    <w:p>
+      <w:pPr>
+        <w:pStyle w:val="Heading2"/>
+      </w:pPr>
+      <w:r>
+        <w:t>Monthly</w:t>
+      </w:r>
+    </w:p>
+    <w:p>
+      <w:pPr>
+        <w:pStyle w:val="ListBullet"/>
+      </w:pPr>
+    </w:p>
+    <w:p>
+      <w:pPr>
+        <w:pStyle w:val="ListBullet"/>
+      </w:pPr>
+    </w:p>
+    <w:p>
+      <w:pPr>
+        <w:pStyle w:val="ListBullet"/>
+      </w:pPr>
+    </w:p>
+    <w:p>
+      <w:pPr>
+        <w:pStyle w:val="ListBullet"/>
+      </w:pPr>
+    </w:p>
+    <w:p>
+      <w:pPr>
+        <w:pStyle w:val="Heading2"/>
+      </w:pPr>
+      <w:r>
+        <w:t>Year-End</w:t>
+      </w:r>
+    </w:p>
+    <w:p>
+      <w:pPr>
+        <w:pStyle w:val="ListBullet"/>
+      </w:pPr>
+    </w:p>
+    <w:p>
+      <w:pPr>
+        <w:pStyle w:val="ListBullet"/>
+      </w:pPr>
+    </w:p>
+    <w:p>
+      <w:pPr>
+        <w:pStyle w:val="ListBullet"/>
+      </w:pPr>
+    </w:p>
+    <w:p>
+      <w:pPr>
+        <w:pStyle w:val="ListBullet"/>
+      </w:pPr>
+    </w:p>
+    <w:p>
+      <w:pPr>
+        <w:pStyle w:val="ListBullet"/>
+      </w:pPr>
+    </w:p>
+    <w:p>
+      <w:pPr>
+        <w:pStyle w:val="ListBullet"/>
+      </w:pPr>
+    </w:p>
+    <w:p>
+      <w:pPr>
+        <w:pStyle w:val="Heading1"/>
+      </w:pPr>
+      <w:r>
+        <w:t>29. Data Protection Notes</w:t>
+      </w:r>
+    </w:p>
+    <w:p/>
+    <w:p/>
+    <w:p>
+      <w:pPr>
+        <w:pStyle w:val="ListBullet"/>
+      </w:pPr>
+    </w:p>
+    <w:p>
+      <w:pPr>
+        <w:pStyle w:val="ListBullet"/>
+      </w:pPr>
+    </w:p>
+    <w:p>
+      <w:pPr>
+        <w:pStyle w:val="ListBullet"/>
+      </w:pPr>
+    </w:p>
+    <w:p>
+      <w:pPr>
+        <w:pStyle w:val="ListBullet"/>
+      </w:pPr>
+    </w:p>
+    <w:p>
+      <w:pPr>
+        <w:pStyle w:val="ListBullet"/>
+      </w:pPr>
+    </w:p>
+    <w:p>
+      <w:pPr>
+        <w:pStyle w:val="ListBullet"/>
+      </w:pPr>
+    </w:p>
+    <w:p>
+      <w:pPr>
+        <w:pStyle w:val="ListBullet"/>
+      </w:pPr>
+    </w:p>
+    <w:tbl>
+      <w:tblPr>
+        <w:tblW w:type="auto" w:w="0"/>
+        <w:jc w:val="center"/>
+        <w:tblLayout w:type="fixed"/>
+        <w:tblLook w:firstColumn="1" w:firstRow="1" w:lastColumn="0" w:lastRow="0" w:noHBand="0" w:noVBand="1" w:val="04A0"/>
+        <w:tblBorders>
+          <w:top w:val="single" w:sz="4" w:space="0" w:color="B7C4D4"/>
+          <w:left w:val="single" w:sz="4" w:space="0" w:color="B7C4D4"/>
+          <w:bottom w:val="single" w:sz="4" w:space="0" w:color="B7C4D4"/>
+          <w:right w:val="single" w:sz="4" w:space="0" w:color="B7C4D4"/>
+          <w:insideH w:val="single" w:sz="4" w:space="0" w:color="B7C4D4"/>
+          <w:insideV w:val="single" w:sz="4" w:space="0" w:color="B7C4D4"/>
+        </w:tblBorders>
+      </w:tblPr>
+      <w:tblGrid>
+        <w:gridCol w:w="9360"/>
+      </w:tblGrid>
+      <w:tr>
+        <w:tc>
+          <w:tcPr>
+            <w:tcW w:type="dxa" w:w="9360"/>
+            <w:shd w:fill="FFF8E1"/>
+            <w:tcMar>
+              <w:top w:w="120" w:type="dxa"/>
+              <w:bottom w:w="120" w:type="dxa"/>
+              <w:left w:w="160" w:type="dxa"/>
+              <w:right w:w="160" w:type="dxa"/>
+            </w:tcMar>
+          </w:tcPr>
+          <w:p>
+            <w:pPr>
+              <w:spacing w:after="0"/>
+            </w:pPr>
+            <w:r>
+              <w:rPr>
+                <w:rFonts w:ascii="Calibri" w:hAnsi="Calibri"/>
+                <w:sz w:val="21"/>
+              </w:rPr>
+              <w:t>Important: The current app does not use SQLCipher full-database encryption. Treat the computer, database file, and backups as controlled office records.</w:t>
+            </w:r>
+          </w:p>
+        </w:tc>
+      </w:tr>
+    </w:tbl>
+    <w:p/>
+    <w:p>
+      <w:pPr>
+        <w:pStyle w:val="Heading1"/>
+      </w:pPr>
+      <w:r>
+        <w:t>30. Limitations to Remember</w:t>
+      </w:r>
+    </w:p>
+    <w:p/>
+    <w:p>
+      <w:pPr>
+        <w:pStyle w:val="ListBullet"/>
+      </w:pPr>
+    </w:p>
+    <w:p>
+      <w:pPr>
+        <w:pStyle w:val="ListBullet"/>
+      </w:pPr>
+    </w:p>
+    <w:p>
+      <w:pPr>
+        <w:pStyle w:val="ListBullet"/>
+      </w:pPr>
+    </w:p>
+    <w:p>
+      <w:pPr>
+        <w:pStyle w:val="ListBullet"/>
+      </w:pPr>
+    </w:p>
+    <w:p>
+      <w:pPr>
+        <w:pStyle w:val="ListBullet"/>
+      </w:pPr>
+    </w:p>
+    <w:p>
+      <w:pPr>
+        <w:pStyle w:val="ListBullet"/>
+      </w:pPr>
+    </w:p>
+    <w:p/>
+    <w:p>
+      <w:pPr>
+        <w:pStyle w:val="Heading1"/>
+      </w:pPr>
+      <w:r>
+        <w:t>31. Before Going Live</w:t>
+      </w:r>
+    </w:p>
+    <w:p/>
+    <w:p/>
+    <w:p/>
+    <w:p/>
+    <w:p/>
+    <w:p/>
+    <w:p/>
+    <w:p/>
+    <w:p/>
+    <w:p/>
+    <w:p/>
+    <w:p>
+      <w:pPr>
+        <w:pStyle w:val="Heading1"/>
+      </w:pPr>
+      <w:r>
+        <w:t>32. Quick Reference</w:t>
+      </w:r>
+    </w:p>
+    <w:p>
+      <w:pPr>
+        <w:pStyle w:val="Heading2"/>
+      </w:pPr>
+      <w:r>
+        <w:t>Best Search Terms</w:t>
+      </w:r>
+    </w:p>
+    <w:p/>
+    <w:p>
+      <w:pPr>
+        <w:pStyle w:val="ListBullet"/>
+      </w:pPr>
+    </w:p>
+    <w:p>
+      <w:pPr>
+        <w:pStyle w:val="ListBullet"/>
+      </w:pPr>
+    </w:p>
+    <w:p>
+      <w:pPr>
+        <w:pStyle w:val="ListBullet"/>
+      </w:pPr>
+    </w:p>
+    <w:p>
+      <w:pPr>
+        <w:pStyle w:val="ListBullet"/>
+      </w:pPr>
+    </w:p>
+    <w:p>
+      <w:pPr>
+        <w:pStyle w:val="ListBullet"/>
+      </w:pPr>
+    </w:p>
+    <w:p>
+      <w:pPr>
+        <w:pStyle w:val="ListBullet"/>
+      </w:pPr>
+    </w:p>
+    <w:p>
+      <w:pPr>
+        <w:pStyle w:val="ListBullet"/>
+      </w:pPr>
+    </w:p>
+    <w:p>
+      <w:pPr>
+        <w:pStyle w:val="ListBullet"/>
+      </w:pPr>
+    </w:p>
+    <w:p>
+      <w:pPr>
+        <w:pStyle w:val="Heading2"/>
+      </w:pPr>
+      <w:r>
+        <w:t>Most Important Buttons</w:t>
+      </w:r>
+    </w:p>
+    <w:p>
+      <w:pPr>
+        <w:pStyle w:val="ListBullet"/>
+      </w:pPr>
+      <w:r>
+        <w:t>**</w:t>
+      </w:r>
+      <w:r>
+        <w:t>**</w:t>
+      </w:r>
+    </w:p>
+    <w:p>
+      <w:pPr>
+        <w:pStyle w:val="ListBullet"/>
+      </w:pPr>
+      <w:r>
+        <w:t>**</w:t>
+      </w:r>
+      <w:r>
+        <w:t>**</w:t>
+      </w:r>
+    </w:p>
+    <w:p>
+      <w:pPr>
+        <w:pStyle w:val="ListBullet"/>
+      </w:pPr>
+      <w:r>
+        <w:t>**</w:t>
+      </w:r>
+      <w:r>
+        <w:t>**</w:t>
+      </w:r>
+    </w:p>
+    <w:p>
+      <w:pPr>
+        <w:pStyle w:val="ListBullet"/>
+      </w:pPr>
+      <w:r>
+        <w:t>**</w:t>
+      </w:r>
+      <w:r>
+        <w:t>**</w:t>
+      </w:r>
+    </w:p>
+    <w:p>
+      <w:pPr>
+        <w:pStyle w:val="ListBullet"/>
+      </w:pPr>
+      <w:r>
+        <w:t>**</w:t>
+      </w:r>
+      <w:r>
+        <w:t>**</w:t>
+      </w:r>
+    </w:p>
+    <w:p>
+      <w:pPr>
+        <w:pStyle w:val="ListBullet"/>
+      </w:pPr>
+      <w:r>
+        <w:t>**</w:t>
+      </w:r>
+      <w:r>
+        <w:t>**</w:t>
+      </w:r>
+    </w:p>
+    <w:p>
+      <w:pPr>
+        <w:pStyle w:val="ListBullet"/>
+      </w:pPr>
+      <w:r>
+        <w:t>**</w:t>
+      </w:r>
+      <w:r>
+        <w:t>**</w:t>
+      </w:r>
+    </w:p>
+    <w:p>
+      <w:pPr>
+        <w:pStyle w:val="ListBullet"/>
+      </w:pPr>
+      <w:r>
+        <w:t>**</w:t>
+      </w:r>
+      <w:r>
+        <w:t>**</w:t>
+      </w:r>
+    </w:p>
+    <w:p>
+      <w:pPr>
+        <w:pStyle w:val="ListBullet"/>
+      </w:pPr>
+      <w:r>
+        <w:t>**</w:t>
+      </w:r>
+      <w:r>
+        <w:t>**</w:t>
+      </w:r>
+    </w:p>
+    <w:p>
+      <w:pPr>
+        <w:pStyle w:val="Heading2"/>
+      </w:pPr>
+      <w:r>
+        <w:t>When to Ask the Admin or Treasurer</w:t>
+      </w:r>
+    </w:p>
+    <w:p/>
+    <w:p>
+      <w:pPr>
+        <w:pStyle w:val="ListBullet"/>
+      </w:pPr>
+    </w:p>
+    <w:p>
+      <w:pPr>
+        <w:pStyle w:val="ListBullet"/>
+      </w:pPr>
+    </w:p>
+    <w:p>
+      <w:pPr>
+        <w:pStyle w:val="ListBullet"/>
+      </w:pPr>
+    </w:p>
+    <w:p>
+      <w:pPr>
+        <w:pStyle w:val="ListBullet"/>
+      </w:pPr>
+    </w:p>
+    <w:p>
+      <w:pPr>
+        <w:pStyle w:val="ListBullet"/>
+      </w:pPr>
+    </w:p>
+    <w:p>
+      <w:pPr>
+        <w:pStyle w:val="ListBullet"/>
+      </w:pPr>
+    </w:p>
+    <w:p>
+      <w:pPr>
+        <w:pStyle w:val="ListBullet"/>
+      </w:pPr>
+    </w:p>
+    <w:p>
+      <w:pPr>
+        <w:pStyle w:val="ListBullet"/>
+      </w:pPr>
+    </w:p>
+    <w:p>
+      <w:pPr>
+        <w:pStyle w:val="Heading1"/>
+      </w:pPr>
+      <w:r>
+        <w:t>33. Final Reminder</w:t>
+      </w:r>
+    </w:p>
+    <w:p/>
+    <w:p/>
     <w:p>
       <w:r>
         <w:br w:type="page"/>

--- a/Business_Tax_Permit_Collection_System_User_Manual.docx
+++ b/Business_Tax_Permit_Collection_System_User_Manual.docx
@@ -100,307 +100,6 @@
           <w:sz w:val="21"/>
         </w:rPr>
         <w:t>Important: Before deleting records, restoring backups, importing large files, archiving old years, changing settings, or managing users, ask the Treasurer or system Admin.</w:t>
-      </w:r>
-    </w:p>
-    <w:p>
-      <w:pPr>
-        <w:pStyle w:val="Heading1"/>
-      </w:pPr>
-      <w:r>
-        <w:t>Screenshot Guide</w:t>
-      </w:r>
-    </w:p>
-    <w:p>
-      <w:r>
-        <w:t>When this manual is prepared for printing or PDF, replace these placeholders with screenshots from the actual app.</w:t>
-      </w:r>
-    </w:p>
-    <w:p>
-      <w:pPr>
-        <w:spacing w:before="80" w:after="200"/>
-        <w:jc w:val="center"/>
-        <w:pBdr>
-          <w:bottom w:val="single" w:sz="6" w:space="4" w:color="CBD5E1"/>
-        </w:pBdr>
-      </w:pPr>
-      <w:r>
-        <w:rPr>
-          <w:rFonts w:ascii="Calibri" w:hAnsi="Calibri"/>
-          <w:i/>
-          <w:color w:val="6B7280"/>
-          <w:sz w:val="20"/>
-        </w:rPr>
-        <w:t>[Screenshot: Login screen]</w:t>
-      </w:r>
-    </w:p>
-    <w:p>
-      <w:pPr>
-        <w:spacing w:before="80" w:after="200"/>
-        <w:jc w:val="center"/>
-        <w:pBdr>
-          <w:bottom w:val="single" w:sz="6" w:space="4" w:color="CBD5E1"/>
-        </w:pBdr>
-      </w:pPr>
-      <w:r>
-        <w:rPr>
-          <w:rFonts w:ascii="Calibri" w:hAnsi="Calibri"/>
-          <w:i/>
-          <w:color w:val="6B7280"/>
-          <w:sz w:val="20"/>
-        </w:rPr>
-        <w:t>[Screenshot: Main screen after successful login]</w:t>
-      </w:r>
-    </w:p>
-    <w:p>
-      <w:pPr>
-        <w:spacing w:before="80" w:after="200"/>
-        <w:jc w:val="center"/>
-        <w:pBdr>
-          <w:bottom w:val="single" w:sz="6" w:space="4" w:color="CBD5E1"/>
-        </w:pBdr>
-      </w:pPr>
-      <w:r>
-        <w:rPr>
-          <w:rFonts w:ascii="Calibri" w:hAnsi="Calibri"/>
-          <w:i/>
-          <w:color w:val="6B7280"/>
-          <w:sz w:val="20"/>
-        </w:rPr>
-        <w:t>[Screenshot: Dashboard in light mode]</w:t>
-      </w:r>
-    </w:p>
-    <w:p>
-      <w:pPr>
-        <w:spacing w:before="80" w:after="200"/>
-        <w:jc w:val="center"/>
-        <w:pBdr>
-          <w:bottom w:val="single" w:sz="6" w:space="4" w:color="CBD5E1"/>
-        </w:pBdr>
-      </w:pPr>
-      <w:r>
-        <w:rPr>
-          <w:rFonts w:ascii="Calibri" w:hAnsi="Calibri"/>
-          <w:i/>
-          <w:color w:val="6B7280"/>
-          <w:sz w:val="20"/>
-        </w:rPr>
-        <w:t>[Screenshot: Dashboard in dark mode]</w:t>
-      </w:r>
-    </w:p>
-    <w:p>
-      <w:pPr>
-        <w:spacing w:before="80" w:after="200"/>
-        <w:jc w:val="center"/>
-        <w:pBdr>
-          <w:bottom w:val="single" w:sz="6" w:space="4" w:color="CBD5E1"/>
-        </w:pBdr>
-      </w:pPr>
-      <w:r>
-        <w:rPr>
-          <w:rFonts w:ascii="Calibri" w:hAnsi="Calibri"/>
-          <w:i/>
-          <w:color w:val="6B7280"/>
-          <w:sz w:val="20"/>
-        </w:rPr>
-        <w:t>[Screenshot: Business Records panel]</w:t>
-      </w:r>
-    </w:p>
-    <w:p>
-      <w:pPr>
-        <w:spacing w:before="80" w:after="200"/>
-        <w:jc w:val="center"/>
-        <w:pBdr>
-          <w:bottom w:val="single" w:sz="6" w:space="4" w:color="CBD5E1"/>
-        </w:pBdr>
-      </w:pPr>
-      <w:r>
-        <w:rPr>
-          <w:rFonts w:ascii="Calibri" w:hAnsi="Calibri"/>
-          <w:i/>
-          <w:color w:val="6B7280"/>
-          <w:sz w:val="20"/>
-        </w:rPr>
-        <w:t>[Screenshot: Owner tab]</w:t>
-      </w:r>
-    </w:p>
-    <w:p>
-      <w:pPr>
-        <w:spacing w:before="80" w:after="200"/>
-        <w:jc w:val="center"/>
-        <w:pBdr>
-          <w:bottom w:val="single" w:sz="6" w:space="4" w:color="CBD5E1"/>
-        </w:pBdr>
-      </w:pPr>
-      <w:r>
-        <w:rPr>
-          <w:rFonts w:ascii="Calibri" w:hAnsi="Calibri"/>
-          <w:i/>
-          <w:color w:val="6B7280"/>
-          <w:sz w:val="20"/>
-        </w:rPr>
-        <w:t>[Screenshot: Assessment tab]</w:t>
-      </w:r>
-    </w:p>
-    <w:p>
-      <w:pPr>
-        <w:spacing w:before="80" w:after="200"/>
-        <w:jc w:val="center"/>
-        <w:pBdr>
-          <w:bottom w:val="single" w:sz="6" w:space="4" w:color="CBD5E1"/>
-        </w:pBdr>
-      </w:pPr>
-      <w:r>
-        <w:rPr>
-          <w:rFonts w:ascii="Calibri" w:hAnsi="Calibri"/>
-          <w:i/>
-          <w:color w:val="6B7280"/>
-          <w:sz w:val="20"/>
-        </w:rPr>
-        <w:t>[Screenshot: Fees tab]</w:t>
-      </w:r>
-    </w:p>
-    <w:p>
-      <w:pPr>
-        <w:spacing w:before="80" w:after="200"/>
-        <w:jc w:val="center"/>
-        <w:pBdr>
-          <w:bottom w:val="single" w:sz="6" w:space="4" w:color="CBD5E1"/>
-        </w:pBdr>
-      </w:pPr>
-      <w:r>
-        <w:rPr>
-          <w:rFonts w:ascii="Calibri" w:hAnsi="Calibri"/>
-          <w:i/>
-          <w:color w:val="6B7280"/>
-          <w:sz w:val="20"/>
-        </w:rPr>
-        <w:t>[Screenshot: Payments tab]</w:t>
-      </w:r>
-    </w:p>
-    <w:p>
-      <w:pPr>
-        <w:spacing w:before="80" w:after="200"/>
-        <w:jc w:val="center"/>
-        <w:pBdr>
-          <w:bottom w:val="single" w:sz="6" w:space="4" w:color="CBD5E1"/>
-        </w:pBdr>
-      </w:pPr>
-      <w:r>
-        <w:rPr>
-          <w:rFonts w:ascii="Calibri" w:hAnsi="Calibri"/>
-          <w:i/>
-          <w:color w:val="6B7280"/>
-          <w:sz w:val="20"/>
-        </w:rPr>
-        <w:t>[Screenshot: Receipt preview window]</w:t>
-      </w:r>
-    </w:p>
-    <w:p>
-      <w:pPr>
-        <w:spacing w:before="80" w:after="200"/>
-        <w:jc w:val="center"/>
-        <w:pBdr>
-          <w:bottom w:val="single" w:sz="6" w:space="4" w:color="CBD5E1"/>
-        </w:pBdr>
-      </w:pPr>
-      <w:r>
-        <w:rPr>
-          <w:rFonts w:ascii="Calibri" w:hAnsi="Calibri"/>
-          <w:i/>
-          <w:color w:val="6B7280"/>
-          <w:sz w:val="20"/>
-        </w:rPr>
-        <w:t>[Screenshot: Verify tab]</w:t>
-      </w:r>
-    </w:p>
-    <w:p>
-      <w:pPr>
-        <w:spacing w:before="80" w:after="200"/>
-        <w:jc w:val="center"/>
-        <w:pBdr>
-          <w:bottom w:val="single" w:sz="6" w:space="4" w:color="CBD5E1"/>
-        </w:pBdr>
-      </w:pPr>
-      <w:r>
-        <w:rPr>
-          <w:rFonts w:ascii="Calibri" w:hAnsi="Calibri"/>
-          <w:i/>
-          <w:color w:val="6B7280"/>
-          <w:sz w:val="20"/>
-        </w:rPr>
-        <w:t>[Screenshot: Reports tab]</w:t>
-      </w:r>
-    </w:p>
-    <w:p>
-      <w:pPr>
-        <w:spacing w:before="80" w:after="200"/>
-        <w:jc w:val="center"/>
-        <w:pBdr>
-          <w:bottom w:val="single" w:sz="6" w:space="4" w:color="CBD5E1"/>
-        </w:pBdr>
-      </w:pPr>
-      <w:r>
-        <w:rPr>
-          <w:rFonts w:ascii="Calibri" w:hAnsi="Calibri"/>
-          <w:i/>
-          <w:color w:val="6B7280"/>
-          <w:sz w:val="20"/>
-        </w:rPr>
-        <w:t>[Screenshot: Delinquency notice preview]</w:t>
-      </w:r>
-    </w:p>
-    <w:p>
-      <w:pPr>
-        <w:spacing w:before="80" w:after="200"/>
-        <w:jc w:val="center"/>
-        <w:pBdr>
-          <w:bottom w:val="single" w:sz="6" w:space="4" w:color="CBD5E1"/>
-        </w:pBdr>
-      </w:pPr>
-      <w:r>
-        <w:rPr>
-          <w:rFonts w:ascii="Calibri" w:hAnsi="Calibri"/>
-          <w:i/>
-          <w:color w:val="6B7280"/>
-          <w:sz w:val="20"/>
-        </w:rPr>
-        <w:t>[Screenshot: Settings tab]</w:t>
-      </w:r>
-    </w:p>
-    <w:p>
-      <w:pPr>
-        <w:spacing w:before="80" w:after="200"/>
-        <w:jc w:val="center"/>
-        <w:pBdr>
-          <w:bottom w:val="single" w:sz="6" w:space="4" w:color="CBD5E1"/>
-        </w:pBdr>
-      </w:pPr>
-      <w:r>
-        <w:rPr>
-          <w:rFonts w:ascii="Calibri" w:hAnsi="Calibri"/>
-          <w:i/>
-          <w:color w:val="6B7280"/>
-          <w:sz w:val="20"/>
-        </w:rPr>
-        <w:t>[Screenshot: Audit Log tab]</w:t>
-      </w:r>
-    </w:p>
-    <w:p>
-      <w:pPr>
-        <w:spacing w:before="80" w:after="200"/>
-        <w:jc w:val="center"/>
-        <w:pBdr>
-          <w:bottom w:val="single" w:sz="6" w:space="4" w:color="CBD5E1"/>
-        </w:pBdr>
-      </w:pPr>
-      <w:r>
-        <w:rPr>
-          <w:rFonts w:ascii="Calibri" w:hAnsi="Calibri"/>
-          <w:i/>
-          <w:color w:val="6B7280"/>
-          <w:sz w:val="20"/>
-        </w:rPr>
-        <w:t>[Screenshot: Users tab]</w:t>
       </w:r>
     </w:p>
     <w:p>
